--- a/тезис.docx
+++ b/тезис.docx
@@ -4,852 +4,657 @@
   <w:body>
     <w:p>
       <w:pPr>
-        <w:rPr>
-          <w:rFonts w:ascii="Times New Roman" w:hAnsi="Times New Roman" w:cs="Times New Roman"/>
-        </w:rPr>
+        <w:pStyle w:val="a4"/>
       </w:pPr>
       <w:r>
         <w:rPr>
           <w:rStyle w:val="a3"/>
-          <w:rFonts w:ascii="Times New Roman" w:hAnsi="Times New Roman" w:cs="Times New Roman"/>
         </w:rPr>
-        <w:t xml:space="preserve">Проект: </w:t>
-      </w:r>
+        <w:t>Сайт для трудоустройства подростков</w:t>
+      </w:r>
+    </w:p>
+    <w:p>
+      <w:pPr>
+        <w:pStyle w:val="a4"/>
+      </w:pPr>
+      <w:r>
+        <w:t>Сукневич В.В</w:t>
+      </w:r>
+    </w:p>
+    <w:p>
+      <w:pPr>
+        <w:pStyle w:val="a4"/>
+      </w:pPr>
+      <w:r>
+        <w:t xml:space="preserve">Муниципальное бюджетное учреждение «Средняя общеобразовательная школа №135» имени академика </w:t>
+      </w:r>
+      <w:proofErr w:type="spellStart"/>
+      <w:r>
+        <w:t>Б.В.Литвинова</w:t>
+      </w:r>
+      <w:proofErr w:type="spellEnd"/>
+      <w:r>
+        <w:t>»</w:t>
+      </w:r>
+    </w:p>
+    <w:p>
+      <w:pPr>
+        <w:pStyle w:val="a4"/>
+      </w:pPr>
+      <w:proofErr w:type="spellStart"/>
+      <w:r>
+        <w:rPr>
+          <w:lang w:val="en-US"/>
+        </w:rPr>
+        <w:t>vsuknevich</w:t>
+      </w:r>
+      <w:proofErr w:type="spellEnd"/>
+      <w:r>
+        <w:t>@</w:t>
+      </w:r>
+      <w:r>
+        <w:rPr>
+          <w:lang w:val="en-US"/>
+        </w:rPr>
+        <w:t>inbox</w:t>
+      </w:r>
+      <w:r>
+        <w:t>.</w:t>
+      </w:r>
+      <w:proofErr w:type="spellStart"/>
+      <w:r>
+        <w:rPr>
+          <w:lang w:val="en-US"/>
+        </w:rPr>
+        <w:t>ru</w:t>
+      </w:r>
+      <w:proofErr w:type="spellEnd"/>
+    </w:p>
+    <w:p>
+      <w:pPr>
+        <w:pStyle w:val="a4"/>
+      </w:pPr>
+      <w:r>
+        <w:t>В данной работе рассматривается проблема трудоустройства подростков и предлагается решение в виде создания сайта, который поможет подросткам найти работу и разобраться в процессе трудоустройства. Проект актуален, так как подростки стремятся к финансовой независимости, но не знают, как и где можно трудоустроиться.</w:t>
+      </w:r>
+    </w:p>
+    <w:p>
+      <w:pPr>
+        <w:pStyle w:val="a4"/>
+      </w:pPr>
+      <w:r>
+        <w:rPr>
+          <w:rStyle w:val="a3"/>
+        </w:rPr>
+        <w:t>Актуальность:</w:t>
+      </w:r>
+      <w:r>
+        <w:t xml:space="preserve"> Подростки стремятся к финансовой независимости, но не знают, как и где можно трудоустроиться. Проект помогает решить эту проблему, предоставляя доступную информацию о трудоустройстве несовершеннолетних.</w:t>
+      </w:r>
+    </w:p>
+    <w:p>
+      <w:pPr>
+        <w:pStyle w:val="a4"/>
+      </w:pPr>
+      <w:r>
+        <w:rPr>
+          <w:rStyle w:val="a3"/>
+        </w:rPr>
+        <w:t>Цель:</w:t>
+      </w:r>
+      <w:r>
+        <w:t xml:space="preserve"> Создание сайта, который поможет подросткам найти работу и разобраться в процессе трудоустройства.</w:t>
+      </w:r>
+    </w:p>
+    <w:p>
+      <w:pPr>
+        <w:pStyle w:val="a4"/>
+      </w:pPr>
+      <w:r>
+        <w:rPr>
+          <w:rStyle w:val="a3"/>
+        </w:rPr>
+        <w:t>Задачи:</w:t>
+      </w:r>
+    </w:p>
+    <w:p>
+      <w:pPr>
+        <w:pStyle w:val="a4"/>
+        <w:numPr>
+          <w:ilvl w:val="0"/>
+          <w:numId w:val="7"/>
+        </w:numPr>
+      </w:pPr>
+      <w:r>
+        <w:t>Изучить особенности трудоустройства несовершеннолетних в соответствии с трудовым законодательством России.</w:t>
+      </w:r>
+    </w:p>
+    <w:p>
+      <w:pPr>
+        <w:pStyle w:val="a4"/>
+        <w:numPr>
+          <w:ilvl w:val="0"/>
+          <w:numId w:val="7"/>
+        </w:numPr>
+      </w:pPr>
+      <w:r>
+        <w:t>Проанализировать рынок труда для подростков 14–16 лет.</w:t>
+      </w:r>
+    </w:p>
+    <w:p>
+      <w:pPr>
+        <w:pStyle w:val="a4"/>
+        <w:numPr>
+          <w:ilvl w:val="0"/>
+          <w:numId w:val="7"/>
+        </w:numPr>
+      </w:pPr>
+      <w:r>
+        <w:t>Изучить методы и инструменты для разработки сайта.</w:t>
+      </w:r>
+    </w:p>
+    <w:p>
+      <w:pPr>
+        <w:pStyle w:val="a4"/>
+        <w:numPr>
+          <w:ilvl w:val="0"/>
+          <w:numId w:val="7"/>
+        </w:numPr>
+      </w:pPr>
+      <w:r>
+        <w:t>Собрать материал и создать сайт.</w:t>
+      </w:r>
+    </w:p>
+    <w:p>
+      <w:pPr>
+        <w:pStyle w:val="a4"/>
+      </w:pPr>
+      <w:r>
+        <w:rPr>
+          <w:rStyle w:val="a3"/>
+        </w:rPr>
+        <w:t>Трудовое законодательство</w:t>
+      </w:r>
+    </w:p>
+    <w:p>
+      <w:pPr>
+        <w:pStyle w:val="a4"/>
+      </w:pPr>
+      <w:r>
+        <w:t>Трудовой кодекс Российской Федерации предусматривает специальные гарантии для несовершеннолетних. Подростки, впервые вступающие в трудовые отношения, нуждаются в особой защите здоровья и безопасности. Согласно закону, продолжительность рабочего времени для подростков ограничена:</w:t>
+      </w:r>
+    </w:p>
+    <w:p>
+      <w:pPr>
+        <w:pStyle w:val="a4"/>
+        <w:numPr>
+          <w:ilvl w:val="0"/>
+          <w:numId w:val="8"/>
+        </w:numPr>
+      </w:pPr>
+      <w:r>
+        <w:t>Для подростков 14-16 лет:</w:t>
+      </w:r>
+    </w:p>
+    <w:p>
+      <w:pPr>
+        <w:pStyle w:val="a4"/>
+        <w:numPr>
+          <w:ilvl w:val="1"/>
+          <w:numId w:val="8"/>
+        </w:numPr>
+      </w:pPr>
+      <w:r>
+        <w:t>Во время учёбы: 2,5 часа в день, 12 часов в неделю.</w:t>
+      </w:r>
+    </w:p>
+    <w:p>
+      <w:pPr>
+        <w:pStyle w:val="a4"/>
+        <w:numPr>
+          <w:ilvl w:val="1"/>
+          <w:numId w:val="8"/>
+        </w:numPr>
+      </w:pPr>
+      <w:r>
+        <w:t>На каникулах: 5 часов в день, 24 часа в неделю.</w:t>
+      </w:r>
+    </w:p>
+    <w:p>
+      <w:pPr>
+        <w:pStyle w:val="a4"/>
+        <w:numPr>
+          <w:ilvl w:val="0"/>
+          <w:numId w:val="8"/>
+        </w:numPr>
+      </w:pPr>
+      <w:r>
+        <w:t>Для подростков 16-18 лет:</w:t>
+      </w:r>
+    </w:p>
+    <w:p>
+      <w:pPr>
+        <w:pStyle w:val="a4"/>
+        <w:numPr>
+          <w:ilvl w:val="1"/>
+          <w:numId w:val="8"/>
+        </w:numPr>
+      </w:pPr>
+      <w:r>
+        <w:t>Во время учёбы: 3,5 часа в день, 18 часов в неделю.</w:t>
+      </w:r>
+    </w:p>
+    <w:p>
+      <w:pPr>
+        <w:pStyle w:val="a4"/>
+        <w:numPr>
+          <w:ilvl w:val="1"/>
+          <w:numId w:val="8"/>
+        </w:numPr>
+      </w:pPr>
+      <w:r>
+        <w:t>На каникулах: 7 часов в день, 36 часов в неделю.</w:t>
+      </w:r>
+    </w:p>
+    <w:p>
+      <w:pPr>
+        <w:pStyle w:val="a4"/>
+      </w:pPr>
+      <w:r>
+        <w:rPr>
+          <w:rStyle w:val="a3"/>
+        </w:rPr>
+        <w:t>Запрещённые виды работ для подростков 14-18 лет:</w:t>
+      </w:r>
+    </w:p>
+    <w:p>
+      <w:pPr>
+        <w:pStyle w:val="a4"/>
+        <w:numPr>
+          <w:ilvl w:val="0"/>
+          <w:numId w:val="9"/>
+        </w:numPr>
+      </w:pPr>
+      <w:r>
+        <w:t>Совместительство.</w:t>
+      </w:r>
+    </w:p>
+    <w:p>
+      <w:pPr>
+        <w:pStyle w:val="a4"/>
+        <w:numPr>
+          <w:ilvl w:val="0"/>
+          <w:numId w:val="9"/>
+        </w:numPr>
+      </w:pPr>
+      <w:r>
+        <w:t>Работы с вредными и опасными условиями труда.</w:t>
+      </w:r>
+    </w:p>
+    <w:p>
+      <w:pPr>
+        <w:pStyle w:val="a4"/>
+        <w:numPr>
+          <w:ilvl w:val="0"/>
+          <w:numId w:val="9"/>
+        </w:numPr>
+      </w:pPr>
+      <w:r>
+        <w:t>Вахтовый метод работы.</w:t>
+      </w:r>
+    </w:p>
+    <w:p>
+      <w:pPr>
+        <w:pStyle w:val="a4"/>
+        <w:numPr>
+          <w:ilvl w:val="0"/>
+          <w:numId w:val="9"/>
+        </w:numPr>
+      </w:pPr>
+      <w:r>
+        <w:t>Работа в религиозных учреждениях.</w:t>
+      </w:r>
+    </w:p>
+    <w:p>
+      <w:pPr>
+        <w:pStyle w:val="a4"/>
+        <w:numPr>
+          <w:ilvl w:val="0"/>
+          <w:numId w:val="9"/>
+        </w:numPr>
+      </w:pPr>
+      <w:r>
+        <w:t>Работа в ночное время, выходные дни, на подземных работах и работах, вредных для здоровья и нравственного развития.</w:t>
+      </w:r>
+    </w:p>
+    <w:p>
+      <w:pPr>
+        <w:pStyle w:val="a4"/>
+      </w:pPr>
+      <w:r>
+        <w:rPr>
+          <w:rStyle w:val="a3"/>
+        </w:rPr>
+        <w:lastRenderedPageBreak/>
+        <w:t>Основные разделы сайта:</w:t>
+      </w:r>
+    </w:p>
+    <w:p>
+      <w:pPr>
+        <w:pStyle w:val="a4"/>
+        <w:numPr>
+          <w:ilvl w:val="0"/>
+          <w:numId w:val="10"/>
+        </w:numPr>
+      </w:pPr>
+      <w:r>
+        <w:t>Необходимые документы для трудоустройства.</w:t>
+      </w:r>
+    </w:p>
+    <w:p>
+      <w:pPr>
+        <w:pStyle w:val="a4"/>
+        <w:numPr>
+          <w:ilvl w:val="0"/>
+          <w:numId w:val="10"/>
+        </w:numPr>
+      </w:pPr>
+      <w:r>
+        <w:t>Места оформления документов.</w:t>
+      </w:r>
+    </w:p>
+    <w:p>
+      <w:pPr>
+        <w:pStyle w:val="a4"/>
+        <w:numPr>
+          <w:ilvl w:val="0"/>
+          <w:numId w:val="10"/>
+        </w:numPr>
+      </w:pPr>
+      <w:r>
+        <w:t>Виды работ, доступные подросткам.</w:t>
+      </w:r>
+    </w:p>
+    <w:p>
+      <w:pPr>
+        <w:pStyle w:val="a4"/>
+        <w:numPr>
+          <w:ilvl w:val="0"/>
+          <w:numId w:val="10"/>
+        </w:numPr>
+      </w:pPr>
+      <w:r>
+        <w:t>Контакты Центра занятости населения.</w:t>
+      </w:r>
+    </w:p>
+    <w:p>
+      <w:pPr>
+        <w:pStyle w:val="a4"/>
+      </w:pPr>
+      <w:r>
+        <w:rPr>
+          <w:rStyle w:val="a3"/>
+        </w:rPr>
+        <w:t>Технологии:</w:t>
+      </w:r>
+    </w:p>
+    <w:p>
+      <w:pPr>
+        <w:pStyle w:val="a4"/>
+      </w:pPr>
+      <w:proofErr w:type="spellStart"/>
+      <w:r>
+        <w:rPr>
+          <w:rStyle w:val="a3"/>
+        </w:rPr>
+        <w:t>Visual</w:t>
+      </w:r>
+      <w:proofErr w:type="spellEnd"/>
+      <w:r>
+        <w:rPr>
+          <w:rStyle w:val="a3"/>
+        </w:rPr>
+        <w:t xml:space="preserve"> </w:t>
+      </w:r>
+      <w:proofErr w:type="spellStart"/>
+      <w:r>
+        <w:rPr>
+          <w:rStyle w:val="a3"/>
+        </w:rPr>
+        <w:t>Studio</w:t>
+      </w:r>
+      <w:proofErr w:type="spellEnd"/>
+      <w:r>
+        <w:rPr>
+          <w:rStyle w:val="a3"/>
+        </w:rPr>
+        <w:t xml:space="preserve"> </w:t>
+      </w:r>
+      <w:proofErr w:type="spellStart"/>
+      <w:r>
+        <w:rPr>
+          <w:rStyle w:val="a3"/>
+        </w:rPr>
+        <w:t>Code</w:t>
+      </w:r>
+      <w:proofErr w:type="spellEnd"/>
+      <w:r>
+        <w:t xml:space="preserve"> - удобная среда для программирования.</w:t>
+      </w:r>
+    </w:p>
+    <w:p>
+      <w:pPr>
+        <w:pStyle w:val="a4"/>
+      </w:pPr>
+      <w:r>
+        <w:rPr>
+          <w:rStyle w:val="a3"/>
+        </w:rPr>
+        <w:t>HTML</w:t>
+      </w:r>
+      <w:r>
+        <w:t xml:space="preserve"> - язык разметки, который обеспечивает простоту размещения, поддержку и редактирования сайта.</w:t>
+      </w:r>
+    </w:p>
+    <w:p>
+      <w:bookmarkStart w:id="0" w:name="_Toc181175284"/>
+      <w:bookmarkStart w:id="1" w:name="_Toc185792670"/>
       <w:r>
         <w:rPr>
           <w:rFonts w:ascii="Times New Roman" w:hAnsi="Times New Roman" w:cs="Times New Roman"/>
           <w:b/>
-          <w:bCs/>
           <w:sz w:val="24"/>
           <w:szCs w:val="24"/>
         </w:rPr>
-        <w:t>«</w:t>
-      </w:r>
+        <w:t>Список информационных источников</w:t>
+      </w:r>
+      <w:bookmarkEnd w:id="0"/>
+      <w:bookmarkEnd w:id="1"/>
       <w:r>
         <w:rPr>
           <w:rFonts w:ascii="Times New Roman" w:hAnsi="Times New Roman" w:cs="Times New Roman"/>
           <w:b/>
-          <w:bCs/>
           <w:sz w:val="24"/>
           <w:szCs w:val="24"/>
+          <w:lang w:val="en-US"/>
         </w:rPr>
-        <w:t>Сайт для трудоустройства подростков</w:t>
-      </w:r>
-      <w:r>
+        <w:t>:</w:t>
+      </w:r>
+    </w:p>
+    <w:p>
+      <w:pPr>
+        <w:pStyle w:val="a6"/>
+        <w:numPr>
+          <w:ilvl w:val="0"/>
+          <w:numId w:val="12"/>
+        </w:numPr>
+        <w:tabs>
+          <w:tab w:val="left" w:pos="1134"/>
+        </w:tabs>
+        <w:spacing w:after="0" w:line="360" w:lineRule="auto"/>
+        <w:jc w:val="both"/>
         <w:rPr>
           <w:rFonts w:ascii="Times New Roman" w:hAnsi="Times New Roman" w:cs="Times New Roman"/>
-          <w:b/>
-          <w:bCs/>
-          <w:sz w:val="24"/>
-          <w:szCs w:val="24"/>
+          <w:sz w:val="28"/>
+          <w:szCs w:val="28"/>
+          <w:lang w:eastAsia="ru-RU"/>
         </w:rPr>
-        <w:t>»</w:t>
-      </w:r>
-    </w:p>
-    <w:p>
-      <w:pPr>
-        <w:spacing w:before="100" w:beforeAutospacing="1" w:after="100" w:afterAutospacing="1" w:line="240" w:lineRule="auto"/>
+      </w:pPr>
+      <w:r>
         <w:rPr>
           <w:rFonts w:ascii="Times New Roman" w:hAnsi="Times New Roman" w:cs="Times New Roman"/>
+          <w:sz w:val="28"/>
+          <w:szCs w:val="28"/>
+          <w:lang w:eastAsia="ru-RU"/>
         </w:rPr>
-      </w:pPr>
-      <w:r>
-        <w:rPr>
-          <w:rStyle w:val="a3"/>
-          <w:rFonts w:ascii="Times New Roman" w:hAnsi="Times New Roman" w:cs="Times New Roman"/>
-        </w:rPr>
-        <w:t>Автор:</w:t>
-      </w:r>
-      <w:r>
+        <w:t>Трудовой кодекс - действующая редакция, актуальность 2022 г. [Электронный ресурс]. — Режим доступа:   URL: trudinspection.ru/kodeks.html (дата обращения: 24.11.2024)</w:t>
+      </w:r>
+    </w:p>
+    <w:p>
+      <w:pPr>
+        <w:numPr>
+          <w:ilvl w:val="0"/>
+          <w:numId w:val="12"/>
+        </w:numPr>
+        <w:tabs>
+          <w:tab w:val="left" w:pos="1134"/>
+        </w:tabs>
+        <w:spacing w:after="0" w:line="360" w:lineRule="auto"/>
         <w:rPr>
           <w:rFonts w:ascii="Times New Roman" w:hAnsi="Times New Roman" w:cs="Times New Roman"/>
+          <w:sz w:val="28"/>
+          <w:szCs w:val="28"/>
+          <w:lang w:eastAsia="ru-RU"/>
         </w:rPr>
-        <w:t xml:space="preserve"> Сукневич Виталий, 10 «А» класс </w:t>
-      </w:r>
-    </w:p>
-    <w:p>
-      <w:pPr>
-        <w:spacing w:before="100" w:beforeAutospacing="1" w:after="100" w:afterAutospacing="1" w:line="240" w:lineRule="auto"/>
+      </w:pPr>
+      <w:r>
         <w:rPr>
           <w:rFonts w:ascii="Times New Roman" w:hAnsi="Times New Roman" w:cs="Times New Roman"/>
+          <w:sz w:val="28"/>
+          <w:szCs w:val="28"/>
+          <w:lang w:eastAsia="ru-RU"/>
         </w:rPr>
-      </w:pPr>
-      <w:r>
-        <w:rPr>
-          <w:rStyle w:val="a3"/>
-          <w:rFonts w:ascii="Times New Roman" w:hAnsi="Times New Roman" w:cs="Times New Roman"/>
-        </w:rPr>
-        <w:t>Руководитель:</w:t>
-      </w:r>
+        <w:t xml:space="preserve">Сайт на </w:t>
+      </w:r>
+      <w:proofErr w:type="gramStart"/>
       <w:r>
         <w:rPr>
           <w:rFonts w:ascii="Times New Roman" w:hAnsi="Times New Roman" w:cs="Times New Roman"/>
+          <w:sz w:val="28"/>
+          <w:szCs w:val="28"/>
+          <w:lang w:eastAsia="ru-RU"/>
         </w:rPr>
-        <w:t xml:space="preserve"> </w:t>
-      </w:r>
-      <w:proofErr w:type="spellStart"/>
+        <w:t>программу</w:t>
+      </w:r>
+      <w:proofErr w:type="gramEnd"/>
       <w:r>
         <w:rPr>
           <w:rFonts w:ascii="Times New Roman" w:hAnsi="Times New Roman" w:cs="Times New Roman"/>
+          <w:sz w:val="28"/>
+          <w:szCs w:val="28"/>
+          <w:lang w:eastAsia="ru-RU"/>
         </w:rPr>
-        <w:t>Сагайдачная</w:t>
-      </w:r>
-      <w:proofErr w:type="spellEnd"/>
+        <w:t xml:space="preserve"> в которой я  писал код(</w:t>
+      </w:r>
+      <w:hyperlink r:id="rId6" w:history="1">
+        <w:r>
+          <w:rPr>
+            <w:rStyle w:val="a8"/>
+            <w:rFonts w:ascii="Times New Roman" w:hAnsi="Times New Roman" w:cs="Times New Roman"/>
+            <w:sz w:val="28"/>
+            <w:szCs w:val="28"/>
+            <w:lang w:val="en-US" w:eastAsia="ru-RU"/>
+          </w:rPr>
+          <w:t>https</w:t>
+        </w:r>
+        <w:r>
+          <w:rPr>
+            <w:rStyle w:val="a8"/>
+            <w:rFonts w:ascii="Times New Roman" w:hAnsi="Times New Roman" w:cs="Times New Roman"/>
+            <w:sz w:val="28"/>
+            <w:szCs w:val="28"/>
+            <w:lang w:eastAsia="ru-RU"/>
+          </w:rPr>
+          <w:t>://</w:t>
+        </w:r>
+        <w:r>
+          <w:rPr>
+            <w:rStyle w:val="a8"/>
+            <w:rFonts w:ascii="Times New Roman" w:hAnsi="Times New Roman" w:cs="Times New Roman"/>
+            <w:sz w:val="28"/>
+            <w:szCs w:val="28"/>
+            <w:lang w:val="en-US" w:eastAsia="ru-RU"/>
+          </w:rPr>
+          <w:t>code</w:t>
+        </w:r>
+        <w:r>
+          <w:rPr>
+            <w:rStyle w:val="a8"/>
+            <w:rFonts w:ascii="Times New Roman" w:hAnsi="Times New Roman" w:cs="Times New Roman"/>
+            <w:sz w:val="28"/>
+            <w:szCs w:val="28"/>
+            <w:lang w:eastAsia="ru-RU"/>
+          </w:rPr>
+          <w:t>.</w:t>
+        </w:r>
+        <w:proofErr w:type="spellStart"/>
+        <w:r>
+          <w:rPr>
+            <w:rStyle w:val="a8"/>
+            <w:rFonts w:ascii="Times New Roman" w:hAnsi="Times New Roman" w:cs="Times New Roman"/>
+            <w:sz w:val="28"/>
+            <w:szCs w:val="28"/>
+            <w:lang w:val="en-US" w:eastAsia="ru-RU"/>
+          </w:rPr>
+          <w:t>visualstudio</w:t>
+        </w:r>
+        <w:proofErr w:type="spellEnd"/>
+        <w:r>
+          <w:rPr>
+            <w:rStyle w:val="a8"/>
+            <w:rFonts w:ascii="Times New Roman" w:hAnsi="Times New Roman" w:cs="Times New Roman"/>
+            <w:sz w:val="28"/>
+            <w:szCs w:val="28"/>
+            <w:lang w:eastAsia="ru-RU"/>
+          </w:rPr>
+          <w:t>.</w:t>
+        </w:r>
+        <w:r>
+          <w:rPr>
+            <w:rStyle w:val="a8"/>
+            <w:rFonts w:ascii="Times New Roman" w:hAnsi="Times New Roman" w:cs="Times New Roman"/>
+            <w:sz w:val="28"/>
+            <w:szCs w:val="28"/>
+            <w:lang w:val="en-US" w:eastAsia="ru-RU"/>
+          </w:rPr>
+          <w:t>com</w:t>
+        </w:r>
+        <w:r>
+          <w:rPr>
+            <w:rStyle w:val="a8"/>
+            <w:rFonts w:ascii="Times New Roman" w:hAnsi="Times New Roman" w:cs="Times New Roman"/>
+            <w:sz w:val="28"/>
+            <w:szCs w:val="28"/>
+            <w:lang w:eastAsia="ru-RU"/>
+          </w:rPr>
+          <w:t>/</w:t>
+        </w:r>
+      </w:hyperlink>
       <w:r>
         <w:rPr>
           <w:rFonts w:ascii="Times New Roman" w:hAnsi="Times New Roman" w:cs="Times New Roman"/>
-        </w:rPr>
-        <w:t xml:space="preserve"> Полина Вячеславовна</w:t>
-      </w:r>
-    </w:p>
-    <w:p>
-      <w:pPr>
-        <w:spacing w:before="100" w:beforeAutospacing="1" w:after="100" w:afterAutospacing="1" w:line="240" w:lineRule="auto"/>
-        <w:rPr>
-          <w:rFonts w:ascii="Times New Roman" w:eastAsia="Times New Roman" w:hAnsi="Times New Roman" w:cs="Times New Roman"/>
-          <w:sz w:val="24"/>
-          <w:szCs w:val="24"/>
+          <w:sz w:val="28"/>
+          <w:szCs w:val="28"/>
           <w:lang w:eastAsia="ru-RU"/>
         </w:rPr>
-      </w:pPr>
-      <w:r>
-        <w:rPr>
-          <w:rFonts w:ascii="Times New Roman" w:eastAsia="Times New Roman" w:hAnsi="Times New Roman" w:cs="Times New Roman"/>
-          <w:b/>
-          <w:bCs/>
-          <w:sz w:val="24"/>
-          <w:szCs w:val="24"/>
-          <w:lang w:eastAsia="ru-RU"/>
-        </w:rPr>
-        <w:t>Актуальность:</w:t>
-      </w:r>
-      <w:r>
-        <w:rPr>
-          <w:rFonts w:ascii="Times New Roman" w:eastAsia="Times New Roman" w:hAnsi="Times New Roman" w:cs="Times New Roman"/>
-          <w:sz w:val="24"/>
-          <w:szCs w:val="24"/>
-          <w:lang w:eastAsia="ru-RU"/>
-        </w:rPr>
-        <w:t xml:space="preserve"> Подростки стремятся к финансовой независимости, но не знают, как и где можно трудоустроиться. Проект помогает решить эту проблему, предоставляя доступную информацию о трудоустройстве несовершеннолетних.</w:t>
-      </w:r>
-    </w:p>
-    <w:p>
-      <w:pPr>
-        <w:spacing w:before="100" w:beforeAutospacing="1" w:after="100" w:afterAutospacing="1" w:line="240" w:lineRule="auto"/>
-        <w:rPr>
-          <w:rFonts w:ascii="Times New Roman" w:eastAsia="Times New Roman" w:hAnsi="Times New Roman" w:cs="Times New Roman"/>
-          <w:sz w:val="24"/>
-          <w:szCs w:val="24"/>
-          <w:lang w:eastAsia="ru-RU"/>
-        </w:rPr>
-      </w:pPr>
-      <w:r>
-        <w:rPr>
-          <w:rFonts w:ascii="Times New Roman" w:eastAsia="Times New Roman" w:hAnsi="Times New Roman" w:cs="Times New Roman"/>
-          <w:b/>
-          <w:bCs/>
-          <w:sz w:val="24"/>
-          <w:szCs w:val="24"/>
-          <w:lang w:eastAsia="ru-RU"/>
-        </w:rPr>
-        <w:t>Цель:</w:t>
-      </w:r>
-      <w:r>
-        <w:rPr>
-          <w:rFonts w:ascii="Times New Roman" w:eastAsia="Times New Roman" w:hAnsi="Times New Roman" w:cs="Times New Roman"/>
-          <w:sz w:val="24"/>
-          <w:szCs w:val="24"/>
-          <w:lang w:eastAsia="ru-RU"/>
-        </w:rPr>
-        <w:t xml:space="preserve"> Создание сайта, который поможет подросткам найти работу и разобраться в процессе трудоустройства.</w:t>
-      </w:r>
-    </w:p>
-    <w:p>
-      <w:pPr>
-        <w:spacing w:before="100" w:beforeAutospacing="1" w:after="100" w:afterAutospacing="1" w:line="240" w:lineRule="auto"/>
-        <w:rPr>
-          <w:rFonts w:ascii="Times New Roman" w:eastAsia="Times New Roman" w:hAnsi="Times New Roman" w:cs="Times New Roman"/>
-          <w:sz w:val="24"/>
-          <w:szCs w:val="24"/>
-          <w:lang w:eastAsia="ru-RU"/>
-        </w:rPr>
-      </w:pPr>
-      <w:r>
-        <w:rPr>
-          <w:rFonts w:ascii="Times New Roman" w:eastAsia="Times New Roman" w:hAnsi="Times New Roman" w:cs="Times New Roman"/>
-          <w:b/>
-          <w:bCs/>
-          <w:sz w:val="24"/>
-          <w:szCs w:val="24"/>
-          <w:lang w:eastAsia="ru-RU"/>
-        </w:rPr>
-        <w:t>Задачи:</w:t>
-      </w:r>
-    </w:p>
-    <w:p>
-      <w:pPr>
-        <w:numPr>
-          <w:ilvl w:val="0"/>
-          <w:numId w:val="6"/>
-        </w:numPr>
-        <w:spacing w:before="100" w:beforeAutospacing="1" w:after="100" w:afterAutospacing="1" w:line="240" w:lineRule="auto"/>
-        <w:rPr>
-          <w:rFonts w:ascii="Times New Roman" w:eastAsia="Times New Roman" w:hAnsi="Times New Roman" w:cs="Times New Roman"/>
-          <w:sz w:val="24"/>
-          <w:szCs w:val="24"/>
-          <w:lang w:eastAsia="ru-RU"/>
-        </w:rPr>
-      </w:pPr>
-      <w:r>
-        <w:rPr>
-          <w:rFonts w:ascii="Times New Roman" w:eastAsia="Times New Roman" w:hAnsi="Times New Roman" w:cs="Times New Roman"/>
-          <w:sz w:val="24"/>
-          <w:szCs w:val="24"/>
-          <w:lang w:eastAsia="ru-RU"/>
-        </w:rPr>
-        <w:t>Изучить особенности трудоустройства несовершеннолетних в соответствии с трудовым законодательством России.</w:t>
-      </w:r>
-      <w:bookmarkStart w:id="0" w:name="_GoBack"/>
-      <w:bookmarkEnd w:id="0"/>
-    </w:p>
-    <w:p>
-      <w:pPr>
-        <w:numPr>
-          <w:ilvl w:val="0"/>
-          <w:numId w:val="6"/>
-        </w:numPr>
-        <w:spacing w:before="100" w:beforeAutospacing="1" w:after="100" w:afterAutospacing="1" w:line="240" w:lineRule="auto"/>
-        <w:rPr>
-          <w:rFonts w:ascii="Times New Roman" w:eastAsia="Times New Roman" w:hAnsi="Times New Roman" w:cs="Times New Roman"/>
-          <w:sz w:val="24"/>
-          <w:szCs w:val="24"/>
-          <w:lang w:eastAsia="ru-RU"/>
-        </w:rPr>
-      </w:pPr>
-      <w:r>
-        <w:rPr>
-          <w:rFonts w:ascii="Times New Roman" w:eastAsia="Times New Roman" w:hAnsi="Times New Roman" w:cs="Times New Roman"/>
-          <w:sz w:val="24"/>
-          <w:szCs w:val="24"/>
-          <w:lang w:eastAsia="ru-RU"/>
-        </w:rPr>
-        <w:t>Проанализировать рынок труда для подростков 14–16 лет.</w:t>
-      </w:r>
-    </w:p>
-    <w:p>
-      <w:pPr>
-        <w:numPr>
-          <w:ilvl w:val="0"/>
-          <w:numId w:val="6"/>
-        </w:numPr>
-        <w:spacing w:before="100" w:beforeAutospacing="1" w:after="100" w:afterAutospacing="1" w:line="240" w:lineRule="auto"/>
-        <w:rPr>
-          <w:rFonts w:ascii="Times New Roman" w:eastAsia="Times New Roman" w:hAnsi="Times New Roman" w:cs="Times New Roman"/>
-          <w:sz w:val="24"/>
-          <w:szCs w:val="24"/>
-          <w:lang w:eastAsia="ru-RU"/>
-        </w:rPr>
-      </w:pPr>
-      <w:r>
-        <w:rPr>
-          <w:rFonts w:ascii="Times New Roman" w:eastAsia="Times New Roman" w:hAnsi="Times New Roman" w:cs="Times New Roman"/>
-          <w:sz w:val="24"/>
-          <w:szCs w:val="24"/>
-          <w:lang w:eastAsia="ru-RU"/>
-        </w:rPr>
-        <w:t>Изучить методы и инструменты для разработки сайта.</w:t>
-      </w:r>
-    </w:p>
-    <w:p>
-      <w:pPr>
-        <w:numPr>
-          <w:ilvl w:val="0"/>
-          <w:numId w:val="6"/>
-        </w:numPr>
-        <w:spacing w:before="100" w:beforeAutospacing="1" w:after="100" w:afterAutospacing="1" w:line="240" w:lineRule="auto"/>
-        <w:rPr>
-          <w:rFonts w:ascii="Times New Roman" w:eastAsia="Times New Roman" w:hAnsi="Times New Roman" w:cs="Times New Roman"/>
-          <w:sz w:val="24"/>
-          <w:szCs w:val="24"/>
-          <w:lang w:eastAsia="ru-RU"/>
-        </w:rPr>
-      </w:pPr>
-      <w:r>
-        <w:rPr>
-          <w:rFonts w:ascii="Times New Roman" w:eastAsia="Times New Roman" w:hAnsi="Times New Roman" w:cs="Times New Roman"/>
-          <w:sz w:val="24"/>
-          <w:szCs w:val="24"/>
-          <w:lang w:eastAsia="ru-RU"/>
-        </w:rPr>
-        <w:t>Собрать материал и создать сайт.</w:t>
-      </w:r>
-    </w:p>
-    <w:p>
-      <w:pPr>
-        <w:pStyle w:val="4"/>
-      </w:pPr>
-      <w:r>
-        <w:br/>
-        <w:t>Трудовое законодательство</w:t>
-      </w:r>
-    </w:p>
-    <w:p>
-      <w:pPr>
-        <w:spacing w:before="100" w:beforeAutospacing="1" w:after="100" w:afterAutospacing="1" w:line="240" w:lineRule="auto"/>
-        <w:rPr>
-          <w:rFonts w:ascii="Times New Roman" w:eastAsia="Times New Roman" w:hAnsi="Times New Roman" w:cs="Times New Roman"/>
-          <w:sz w:val="24"/>
-          <w:szCs w:val="24"/>
-          <w:lang w:eastAsia="ru-RU"/>
-        </w:rPr>
-      </w:pPr>
-      <w:r>
-        <w:rPr>
-          <w:rFonts w:ascii="Times New Roman" w:eastAsia="Times New Roman" w:hAnsi="Times New Roman" w:cs="Times New Roman"/>
-          <w:sz w:val="24"/>
-          <w:szCs w:val="24"/>
-          <w:lang w:eastAsia="ru-RU"/>
-        </w:rPr>
-        <w:t>Трудовой кодекс Российской Федерации предусматривает специальные гарантии для несовершеннолетних. Подростки, впервые вступающие в трудовые отношения, нуждаются в особой защите здоровья и безопасности. Согласно закону, продолжительность рабочего времени для подростков ограничена:</w:t>
-      </w:r>
-    </w:p>
-    <w:p>
-      <w:pPr>
-        <w:numPr>
-          <w:ilvl w:val="0"/>
-          <w:numId w:val="4"/>
-        </w:numPr>
-        <w:spacing w:before="100" w:beforeAutospacing="1" w:after="100" w:afterAutospacing="1" w:line="240" w:lineRule="auto"/>
-        <w:rPr>
-          <w:rFonts w:ascii="Times New Roman" w:eastAsia="Times New Roman" w:hAnsi="Times New Roman" w:cs="Times New Roman"/>
-          <w:sz w:val="24"/>
-          <w:szCs w:val="24"/>
-          <w:lang w:eastAsia="ru-RU"/>
-        </w:rPr>
-      </w:pPr>
-      <w:r>
-        <w:rPr>
-          <w:rFonts w:ascii="Times New Roman" w:eastAsia="Times New Roman" w:hAnsi="Times New Roman" w:cs="Times New Roman"/>
-          <w:b/>
-          <w:bCs/>
-          <w:sz w:val="24"/>
-          <w:szCs w:val="24"/>
-          <w:lang w:eastAsia="ru-RU"/>
-        </w:rPr>
-        <w:t>Для подростков 14–16 лет:</w:t>
-      </w:r>
-    </w:p>
-    <w:p>
-      <w:pPr>
-        <w:numPr>
-          <w:ilvl w:val="1"/>
-          <w:numId w:val="4"/>
-        </w:numPr>
-        <w:spacing w:before="100" w:beforeAutospacing="1" w:after="100" w:afterAutospacing="1" w:line="240" w:lineRule="auto"/>
-        <w:rPr>
-          <w:rFonts w:ascii="Times New Roman" w:eastAsia="Times New Roman" w:hAnsi="Times New Roman" w:cs="Times New Roman"/>
-          <w:sz w:val="24"/>
-          <w:szCs w:val="24"/>
-          <w:lang w:eastAsia="ru-RU"/>
-        </w:rPr>
-      </w:pPr>
-      <w:r>
-        <w:rPr>
-          <w:rFonts w:ascii="Times New Roman" w:eastAsia="Times New Roman" w:hAnsi="Times New Roman" w:cs="Times New Roman"/>
-          <w:sz w:val="24"/>
-          <w:szCs w:val="24"/>
-          <w:lang w:eastAsia="ru-RU"/>
-        </w:rPr>
-        <w:t>Во время учёбы: 2,5 часа в день, 12 часов в неделю.</w:t>
-      </w:r>
-    </w:p>
-    <w:p>
-      <w:pPr>
-        <w:numPr>
-          <w:ilvl w:val="1"/>
-          <w:numId w:val="4"/>
-        </w:numPr>
-        <w:spacing w:before="100" w:beforeAutospacing="1" w:after="100" w:afterAutospacing="1" w:line="240" w:lineRule="auto"/>
-        <w:rPr>
-          <w:rFonts w:ascii="Times New Roman" w:eastAsia="Times New Roman" w:hAnsi="Times New Roman" w:cs="Times New Roman"/>
-          <w:sz w:val="24"/>
-          <w:szCs w:val="24"/>
-          <w:lang w:eastAsia="ru-RU"/>
-        </w:rPr>
-      </w:pPr>
-      <w:r>
-        <w:rPr>
-          <w:rFonts w:ascii="Times New Roman" w:eastAsia="Times New Roman" w:hAnsi="Times New Roman" w:cs="Times New Roman"/>
-          <w:sz w:val="24"/>
-          <w:szCs w:val="24"/>
-          <w:lang w:eastAsia="ru-RU"/>
-        </w:rPr>
-        <w:t>На каникулах: 5 часов в день, 24 часа в неделю.</w:t>
-      </w:r>
-    </w:p>
-    <w:p>
-      <w:pPr>
-        <w:numPr>
-          <w:ilvl w:val="0"/>
-          <w:numId w:val="4"/>
-        </w:numPr>
-        <w:spacing w:before="100" w:beforeAutospacing="1" w:after="100" w:afterAutospacing="1" w:line="240" w:lineRule="auto"/>
-        <w:rPr>
-          <w:rFonts w:ascii="Times New Roman" w:eastAsia="Times New Roman" w:hAnsi="Times New Roman" w:cs="Times New Roman"/>
-          <w:sz w:val="24"/>
-          <w:szCs w:val="24"/>
-          <w:lang w:eastAsia="ru-RU"/>
-        </w:rPr>
-      </w:pPr>
-      <w:r>
-        <w:rPr>
-          <w:rFonts w:ascii="Times New Roman" w:eastAsia="Times New Roman" w:hAnsi="Times New Roman" w:cs="Times New Roman"/>
-          <w:b/>
-          <w:bCs/>
-          <w:sz w:val="24"/>
-          <w:szCs w:val="24"/>
-          <w:lang w:eastAsia="ru-RU"/>
-        </w:rPr>
-        <w:t>Для подростков 16–18 лет:</w:t>
-      </w:r>
-    </w:p>
-    <w:p>
-      <w:pPr>
-        <w:numPr>
-          <w:ilvl w:val="1"/>
-          <w:numId w:val="4"/>
-        </w:numPr>
-        <w:spacing w:before="100" w:beforeAutospacing="1" w:after="100" w:afterAutospacing="1" w:line="240" w:lineRule="auto"/>
-        <w:rPr>
-          <w:rFonts w:ascii="Times New Roman" w:eastAsia="Times New Roman" w:hAnsi="Times New Roman" w:cs="Times New Roman"/>
-          <w:sz w:val="24"/>
-          <w:szCs w:val="24"/>
-          <w:lang w:eastAsia="ru-RU"/>
-        </w:rPr>
-      </w:pPr>
-      <w:r>
-        <w:rPr>
-          <w:rFonts w:ascii="Times New Roman" w:eastAsia="Times New Roman" w:hAnsi="Times New Roman" w:cs="Times New Roman"/>
-          <w:sz w:val="24"/>
-          <w:szCs w:val="24"/>
-          <w:lang w:eastAsia="ru-RU"/>
-        </w:rPr>
-        <w:t>Во время учёбы: 3,5 часа в день, 18 часов в неделю.</w:t>
-      </w:r>
-    </w:p>
-    <w:p>
-      <w:pPr>
-        <w:numPr>
-          <w:ilvl w:val="1"/>
-          <w:numId w:val="4"/>
-        </w:numPr>
-        <w:spacing w:before="100" w:beforeAutospacing="1" w:after="100" w:afterAutospacing="1" w:line="240" w:lineRule="auto"/>
-        <w:rPr>
-          <w:rFonts w:ascii="Times New Roman" w:eastAsia="Times New Roman" w:hAnsi="Times New Roman" w:cs="Times New Roman"/>
-          <w:sz w:val="24"/>
-          <w:szCs w:val="24"/>
-          <w:lang w:eastAsia="ru-RU"/>
-        </w:rPr>
-      </w:pPr>
-      <w:r>
-        <w:rPr>
-          <w:rFonts w:ascii="Times New Roman" w:eastAsia="Times New Roman" w:hAnsi="Times New Roman" w:cs="Times New Roman"/>
-          <w:sz w:val="24"/>
-          <w:szCs w:val="24"/>
-          <w:lang w:eastAsia="ru-RU"/>
-        </w:rPr>
-        <w:t>На каникулах: 7 часов в день, 36 часов в неделю.</w:t>
-      </w:r>
-    </w:p>
-    <w:p>
-      <w:pPr>
-        <w:spacing w:before="100" w:beforeAutospacing="1" w:after="100" w:afterAutospacing="1" w:line="240" w:lineRule="auto"/>
-        <w:rPr>
-          <w:rFonts w:ascii="Times New Roman" w:eastAsia="Times New Roman" w:hAnsi="Times New Roman" w:cs="Times New Roman"/>
-          <w:sz w:val="24"/>
-          <w:szCs w:val="24"/>
-          <w:lang w:eastAsia="ru-RU"/>
-        </w:rPr>
-      </w:pPr>
-      <w:r>
-        <w:rPr>
-          <w:rFonts w:ascii="Times New Roman" w:eastAsia="Times New Roman" w:hAnsi="Times New Roman" w:cs="Times New Roman"/>
-          <w:b/>
-          <w:bCs/>
-          <w:sz w:val="24"/>
-          <w:szCs w:val="24"/>
-          <w:lang w:eastAsia="ru-RU"/>
-        </w:rPr>
-        <w:t>Запрещённые виды работ для подростков 14–18 лет:</w:t>
-      </w:r>
-    </w:p>
-    <w:p>
-      <w:pPr>
-        <w:numPr>
-          <w:ilvl w:val="0"/>
-          <w:numId w:val="5"/>
-        </w:numPr>
-        <w:spacing w:before="100" w:beforeAutospacing="1" w:after="100" w:afterAutospacing="1" w:line="240" w:lineRule="auto"/>
-        <w:rPr>
-          <w:rFonts w:ascii="Times New Roman" w:eastAsia="Times New Roman" w:hAnsi="Times New Roman" w:cs="Times New Roman"/>
-          <w:sz w:val="24"/>
-          <w:szCs w:val="24"/>
-          <w:lang w:eastAsia="ru-RU"/>
-        </w:rPr>
-      </w:pPr>
-      <w:r>
-        <w:rPr>
-          <w:rFonts w:ascii="Times New Roman" w:eastAsia="Times New Roman" w:hAnsi="Times New Roman" w:cs="Times New Roman"/>
-          <w:sz w:val="24"/>
-          <w:szCs w:val="24"/>
-          <w:lang w:eastAsia="ru-RU"/>
-        </w:rPr>
-        <w:t>Совместительство.</w:t>
-      </w:r>
-    </w:p>
-    <w:p>
-      <w:pPr>
-        <w:numPr>
-          <w:ilvl w:val="0"/>
-          <w:numId w:val="5"/>
-        </w:numPr>
-        <w:spacing w:before="100" w:beforeAutospacing="1" w:after="100" w:afterAutospacing="1" w:line="240" w:lineRule="auto"/>
-        <w:rPr>
-          <w:rFonts w:ascii="Times New Roman" w:eastAsia="Times New Roman" w:hAnsi="Times New Roman" w:cs="Times New Roman"/>
-          <w:sz w:val="24"/>
-          <w:szCs w:val="24"/>
-          <w:lang w:eastAsia="ru-RU"/>
-        </w:rPr>
-      </w:pPr>
-      <w:r>
-        <w:rPr>
-          <w:rFonts w:ascii="Times New Roman" w:eastAsia="Times New Roman" w:hAnsi="Times New Roman" w:cs="Times New Roman"/>
-          <w:sz w:val="24"/>
-          <w:szCs w:val="24"/>
-          <w:lang w:eastAsia="ru-RU"/>
-        </w:rPr>
-        <w:t>Работы с вредными и опасными условиями труда.</w:t>
-      </w:r>
-    </w:p>
-    <w:p>
-      <w:pPr>
-        <w:numPr>
-          <w:ilvl w:val="0"/>
-          <w:numId w:val="5"/>
-        </w:numPr>
-        <w:spacing w:before="100" w:beforeAutospacing="1" w:after="100" w:afterAutospacing="1" w:line="240" w:lineRule="auto"/>
-        <w:rPr>
-          <w:rFonts w:ascii="Times New Roman" w:eastAsia="Times New Roman" w:hAnsi="Times New Roman" w:cs="Times New Roman"/>
-          <w:sz w:val="24"/>
-          <w:szCs w:val="24"/>
-          <w:lang w:eastAsia="ru-RU"/>
-        </w:rPr>
-      </w:pPr>
-      <w:r>
-        <w:rPr>
-          <w:rFonts w:ascii="Times New Roman" w:eastAsia="Times New Roman" w:hAnsi="Times New Roman" w:cs="Times New Roman"/>
-          <w:sz w:val="24"/>
-          <w:szCs w:val="24"/>
-          <w:lang w:eastAsia="ru-RU"/>
-        </w:rPr>
-        <w:t>Вахтовый метод работы.</w:t>
-      </w:r>
-    </w:p>
-    <w:p>
-      <w:pPr>
-        <w:numPr>
-          <w:ilvl w:val="0"/>
-          <w:numId w:val="5"/>
-        </w:numPr>
-        <w:spacing w:before="100" w:beforeAutospacing="1" w:after="100" w:afterAutospacing="1" w:line="240" w:lineRule="auto"/>
-        <w:rPr>
-          <w:rFonts w:ascii="Times New Roman" w:eastAsia="Times New Roman" w:hAnsi="Times New Roman" w:cs="Times New Roman"/>
-          <w:sz w:val="24"/>
-          <w:szCs w:val="24"/>
-          <w:lang w:eastAsia="ru-RU"/>
-        </w:rPr>
-      </w:pPr>
-      <w:r>
-        <w:rPr>
-          <w:rFonts w:ascii="Times New Roman" w:eastAsia="Times New Roman" w:hAnsi="Times New Roman" w:cs="Times New Roman"/>
-          <w:sz w:val="24"/>
-          <w:szCs w:val="24"/>
-          <w:lang w:eastAsia="ru-RU"/>
-        </w:rPr>
-        <w:t>Работа в религиозных учреждениях.</w:t>
-      </w:r>
-    </w:p>
-    <w:p>
-      <w:pPr>
-        <w:numPr>
-          <w:ilvl w:val="0"/>
-          <w:numId w:val="5"/>
-        </w:numPr>
-        <w:spacing w:before="100" w:beforeAutospacing="1" w:after="100" w:afterAutospacing="1" w:line="240" w:lineRule="auto"/>
-        <w:rPr>
-          <w:rFonts w:ascii="Times New Roman" w:eastAsia="Times New Roman" w:hAnsi="Times New Roman" w:cs="Times New Roman"/>
-          <w:sz w:val="24"/>
-          <w:szCs w:val="24"/>
-          <w:lang w:eastAsia="ru-RU"/>
-        </w:rPr>
-      </w:pPr>
-      <w:r>
-        <w:rPr>
-          <w:rFonts w:ascii="Times New Roman" w:eastAsia="Times New Roman" w:hAnsi="Times New Roman" w:cs="Times New Roman"/>
-          <w:sz w:val="24"/>
-          <w:szCs w:val="24"/>
-          <w:lang w:eastAsia="ru-RU"/>
-        </w:rPr>
-        <w:t>Работа в ночное время, выходные дни, на подземных работах и работах, вредных для здоровья и нравственного развития.</w:t>
-      </w:r>
-    </w:p>
-    <w:p>
-      <w:pPr>
-        <w:numPr>
-          <w:ilvl w:val="0"/>
-          <w:numId w:val="1"/>
-        </w:numPr>
-        <w:spacing w:before="100" w:beforeAutospacing="1" w:after="100" w:afterAutospacing="1" w:line="240" w:lineRule="auto"/>
-        <w:rPr>
-          <w:rFonts w:ascii="Times New Roman" w:eastAsia="Times New Roman" w:hAnsi="Times New Roman" w:cs="Times New Roman"/>
-          <w:sz w:val="24"/>
-          <w:szCs w:val="24"/>
-          <w:lang w:eastAsia="ru-RU"/>
-        </w:rPr>
-      </w:pPr>
-    </w:p>
-    <w:p>
-      <w:pPr>
-        <w:spacing w:before="100" w:beforeAutospacing="1" w:after="100" w:afterAutospacing="1" w:line="240" w:lineRule="auto"/>
-        <w:rPr>
-          <w:rFonts w:ascii="Times New Roman" w:eastAsia="Times New Roman" w:hAnsi="Times New Roman" w:cs="Times New Roman"/>
-          <w:sz w:val="24"/>
-          <w:szCs w:val="24"/>
-          <w:lang w:eastAsia="ru-RU"/>
-        </w:rPr>
-      </w:pPr>
-      <w:r>
-        <w:rPr>
-          <w:rFonts w:ascii="Times New Roman" w:eastAsia="Times New Roman" w:hAnsi="Times New Roman" w:cs="Times New Roman"/>
-          <w:b/>
-          <w:bCs/>
-          <w:sz w:val="24"/>
-          <w:szCs w:val="24"/>
-          <w:lang w:eastAsia="ru-RU"/>
-        </w:rPr>
-        <w:t>Основные разделы сайта:</w:t>
-      </w:r>
-    </w:p>
-    <w:p>
-      <w:pPr>
-        <w:numPr>
-          <w:ilvl w:val="0"/>
-          <w:numId w:val="2"/>
-        </w:numPr>
-        <w:spacing w:before="100" w:beforeAutospacing="1" w:after="100" w:afterAutospacing="1" w:line="240" w:lineRule="auto"/>
-        <w:rPr>
-          <w:rFonts w:ascii="Times New Roman" w:eastAsia="Times New Roman" w:hAnsi="Times New Roman" w:cs="Times New Roman"/>
-          <w:sz w:val="24"/>
-          <w:szCs w:val="24"/>
-          <w:lang w:eastAsia="ru-RU"/>
-        </w:rPr>
-      </w:pPr>
-      <w:r>
-        <w:rPr>
-          <w:rFonts w:ascii="Times New Roman" w:eastAsia="Times New Roman" w:hAnsi="Times New Roman" w:cs="Times New Roman"/>
-          <w:sz w:val="24"/>
-          <w:szCs w:val="24"/>
-          <w:lang w:eastAsia="ru-RU"/>
-        </w:rPr>
-        <w:t>Необходимые документы для трудоустройства.</w:t>
-      </w:r>
-    </w:p>
-    <w:p>
-      <w:pPr>
-        <w:numPr>
-          <w:ilvl w:val="0"/>
-          <w:numId w:val="2"/>
-        </w:numPr>
-        <w:spacing w:before="100" w:beforeAutospacing="1" w:after="100" w:afterAutospacing="1" w:line="240" w:lineRule="auto"/>
-        <w:rPr>
-          <w:rFonts w:ascii="Times New Roman" w:eastAsia="Times New Roman" w:hAnsi="Times New Roman" w:cs="Times New Roman"/>
-          <w:sz w:val="24"/>
-          <w:szCs w:val="24"/>
-          <w:lang w:eastAsia="ru-RU"/>
-        </w:rPr>
-      </w:pPr>
-      <w:r>
-        <w:rPr>
-          <w:rFonts w:ascii="Times New Roman" w:eastAsia="Times New Roman" w:hAnsi="Times New Roman" w:cs="Times New Roman"/>
-          <w:sz w:val="24"/>
-          <w:szCs w:val="24"/>
-          <w:lang w:eastAsia="ru-RU"/>
-        </w:rPr>
-        <w:t>Места оформления документов.</w:t>
-      </w:r>
-    </w:p>
-    <w:p>
-      <w:pPr>
-        <w:numPr>
-          <w:ilvl w:val="0"/>
-          <w:numId w:val="2"/>
-        </w:numPr>
-        <w:spacing w:before="100" w:beforeAutospacing="1" w:after="100" w:afterAutospacing="1" w:line="240" w:lineRule="auto"/>
-        <w:rPr>
-          <w:rFonts w:ascii="Times New Roman" w:eastAsia="Times New Roman" w:hAnsi="Times New Roman" w:cs="Times New Roman"/>
-          <w:sz w:val="24"/>
-          <w:szCs w:val="24"/>
-          <w:lang w:eastAsia="ru-RU"/>
-        </w:rPr>
-      </w:pPr>
-      <w:r>
-        <w:rPr>
-          <w:rFonts w:ascii="Times New Roman" w:eastAsia="Times New Roman" w:hAnsi="Times New Roman" w:cs="Times New Roman"/>
-          <w:sz w:val="24"/>
-          <w:szCs w:val="24"/>
-          <w:lang w:eastAsia="ru-RU"/>
-        </w:rPr>
-        <w:t>Виды работ, доступные подросткам.</w:t>
-      </w:r>
-    </w:p>
-    <w:p>
-      <w:pPr>
-        <w:numPr>
-          <w:ilvl w:val="0"/>
-          <w:numId w:val="2"/>
-        </w:numPr>
-        <w:spacing w:before="100" w:beforeAutospacing="1" w:after="100" w:afterAutospacing="1" w:line="240" w:lineRule="auto"/>
-        <w:rPr>
-          <w:rFonts w:ascii="Times New Roman" w:eastAsia="Times New Roman" w:hAnsi="Times New Roman" w:cs="Times New Roman"/>
-          <w:sz w:val="24"/>
-          <w:szCs w:val="24"/>
-          <w:lang w:eastAsia="ru-RU"/>
-        </w:rPr>
-      </w:pPr>
-      <w:r>
-        <w:rPr>
-          <w:rFonts w:ascii="Times New Roman" w:eastAsia="Times New Roman" w:hAnsi="Times New Roman" w:cs="Times New Roman"/>
-          <w:sz w:val="24"/>
-          <w:szCs w:val="24"/>
-          <w:lang w:eastAsia="ru-RU"/>
-        </w:rPr>
-        <w:lastRenderedPageBreak/>
-        <w:t>Контакты Центра занятости населения.</w:t>
-      </w:r>
-    </w:p>
-    <w:p>
-      <w:pPr>
-        <w:pStyle w:val="whitespace-break-spaces"/>
-        <w:rPr>
-          <w:b/>
-          <w:bCs/>
-          <w:lang w:val="en-US"/>
-        </w:rPr>
-      </w:pPr>
-    </w:p>
-    <w:p>
-      <w:pPr>
-        <w:pStyle w:val="whitespace-break-spaces"/>
-        <w:rPr>
-          <w:lang w:val="en-US"/>
-        </w:rPr>
-      </w:pPr>
-      <w:r>
-        <w:rPr>
-          <w:b/>
-          <w:bCs/>
-        </w:rPr>
-        <w:t>Технологии:</w:t>
-      </w:r>
-      <w:r>
-        <w:t xml:space="preserve"> </w:t>
-      </w:r>
-    </w:p>
-    <w:p>
-      <w:pPr>
-        <w:pStyle w:val="whitespace-break-spaces"/>
-      </w:pPr>
-      <w:proofErr w:type="spellStart"/>
-      <w:r>
-        <w:rPr>
-          <w:b/>
-          <w:bCs/>
-        </w:rPr>
-        <w:t>Visual</w:t>
-      </w:r>
-      <w:proofErr w:type="spellEnd"/>
-      <w:r>
-        <w:rPr>
-          <w:b/>
-          <w:bCs/>
-        </w:rPr>
-        <w:t xml:space="preserve"> </w:t>
-      </w:r>
-      <w:proofErr w:type="spellStart"/>
-      <w:r>
-        <w:rPr>
-          <w:b/>
-          <w:bCs/>
-        </w:rPr>
-        <w:t>Studio</w:t>
-      </w:r>
-      <w:proofErr w:type="spellEnd"/>
-      <w:r>
-        <w:rPr>
-          <w:b/>
-          <w:bCs/>
-        </w:rPr>
-        <w:t xml:space="preserve"> </w:t>
-      </w:r>
-      <w:proofErr w:type="spellStart"/>
-      <w:r>
-        <w:rPr>
-          <w:b/>
-          <w:bCs/>
-        </w:rPr>
-        <w:t>Code</w:t>
-      </w:r>
-      <w:proofErr w:type="spellEnd"/>
-      <w:r>
-        <w:t xml:space="preserve"> — удобная среда для программирования.</w:t>
-      </w:r>
-    </w:p>
-    <w:p>
-      <w:pPr>
-        <w:spacing w:before="100" w:beforeAutospacing="1" w:after="100" w:afterAutospacing="1" w:line="240" w:lineRule="auto"/>
-        <w:rPr>
-          <w:rFonts w:ascii="Times New Roman" w:eastAsia="Times New Roman" w:hAnsi="Times New Roman" w:cs="Times New Roman"/>
-          <w:sz w:val="24"/>
-          <w:szCs w:val="24"/>
-          <w:lang w:eastAsia="ru-RU"/>
-        </w:rPr>
-      </w:pPr>
-      <w:r>
-        <w:rPr>
-          <w:rFonts w:ascii="Times New Roman" w:eastAsia="Times New Roman" w:hAnsi="Times New Roman" w:cs="Times New Roman"/>
-          <w:b/>
-          <w:bCs/>
-          <w:sz w:val="24"/>
-          <w:szCs w:val="24"/>
-          <w:lang w:eastAsia="ru-RU"/>
-        </w:rPr>
-        <w:t>HTML</w:t>
-      </w:r>
-      <w:r>
-        <w:rPr>
-          <w:rFonts w:ascii="Times New Roman" w:eastAsia="Times New Roman" w:hAnsi="Times New Roman" w:cs="Times New Roman"/>
-          <w:sz w:val="24"/>
-          <w:szCs w:val="24"/>
-          <w:lang w:eastAsia="ru-RU"/>
-        </w:rPr>
-        <w:t xml:space="preserve"> — язык разметки, который обеспечивает простоту размещения, поддержку и редактирования сайта.</w:t>
-      </w:r>
-    </w:p>
-    <w:p>
-      <w:pPr>
-        <w:spacing w:before="100" w:beforeAutospacing="1" w:after="100" w:afterAutospacing="1" w:line="240" w:lineRule="auto"/>
-      </w:pPr>
-    </w:p>
+        <w:t>)</w:t>
+      </w:r>
+    </w:p>
+    <w:p>
+      <w:bookmarkStart w:id="2" w:name="_GoBack"/>
+      <w:bookmarkEnd w:id="2"/>
+    </w:p>
+    <w:p/>
     <w:sectPr>
       <w:pgSz w:w="11906" w:h="16838"/>
       <w:pgMar w:top="1134" w:right="850" w:bottom="1134" w:left="1701" w:header="708" w:footer="708" w:gutter="0"/>
@@ -1274,6 +1079,244 @@
     </w:lvl>
   </w:abstractNum>
   <w:abstractNum w:abstractNumId="3">
+    <w:nsid w:val="3F2B0DDF"/>
+    <w:multiLevelType w:val="hybridMultilevel"/>
+    <w:tmpl w:val="BCD8561A"/>
+    <w:lvl w:ilvl="0" w:tplc="B2AE5A4A">
+      <w:start w:val="1"/>
+      <w:numFmt w:val="decimal"/>
+      <w:lvlText w:val="%1."/>
+      <w:lvlJc w:val="left"/>
+      <w:pPr>
+        <w:tabs>
+          <w:tab w:val="num" w:pos="720"/>
+        </w:tabs>
+        <w:ind w:left="720" w:hanging="360"/>
+      </w:pPr>
+    </w:lvl>
+    <w:lvl w:ilvl="1" w:tplc="04190019" w:tentative="1">
+      <w:start w:val="1"/>
+      <w:numFmt w:val="lowerLetter"/>
+      <w:lvlText w:val="%2."/>
+      <w:lvlJc w:val="left"/>
+      <w:pPr>
+        <w:ind w:left="1440" w:hanging="360"/>
+      </w:pPr>
+    </w:lvl>
+    <w:lvl w:ilvl="2" w:tplc="0419001B" w:tentative="1">
+      <w:start w:val="1"/>
+      <w:numFmt w:val="lowerRoman"/>
+      <w:lvlText w:val="%3."/>
+      <w:lvlJc w:val="right"/>
+      <w:pPr>
+        <w:ind w:left="2160" w:hanging="180"/>
+      </w:pPr>
+    </w:lvl>
+    <w:lvl w:ilvl="3" w:tplc="0419000F">
+      <w:start w:val="1"/>
+      <w:numFmt w:val="decimal"/>
+      <w:lvlText w:val="%4."/>
+      <w:lvlJc w:val="left"/>
+      <w:pPr>
+        <w:ind w:left="2880" w:hanging="360"/>
+      </w:pPr>
+    </w:lvl>
+    <w:lvl w:ilvl="4" w:tplc="04190019" w:tentative="1">
+      <w:start w:val="1"/>
+      <w:numFmt w:val="lowerLetter"/>
+      <w:lvlText w:val="%5."/>
+      <w:lvlJc w:val="left"/>
+      <w:pPr>
+        <w:ind w:left="3600" w:hanging="360"/>
+      </w:pPr>
+    </w:lvl>
+    <w:lvl w:ilvl="5" w:tplc="0419001B" w:tentative="1">
+      <w:start w:val="1"/>
+      <w:numFmt w:val="lowerRoman"/>
+      <w:lvlText w:val="%6."/>
+      <w:lvlJc w:val="right"/>
+      <w:pPr>
+        <w:ind w:left="4320" w:hanging="180"/>
+      </w:pPr>
+    </w:lvl>
+    <w:lvl w:ilvl="6" w:tplc="0419000F" w:tentative="1">
+      <w:start w:val="1"/>
+      <w:numFmt w:val="decimal"/>
+      <w:lvlText w:val="%7."/>
+      <w:lvlJc w:val="left"/>
+      <w:pPr>
+        <w:ind w:left="5040" w:hanging="360"/>
+      </w:pPr>
+    </w:lvl>
+    <w:lvl w:ilvl="7" w:tplc="04190019" w:tentative="1">
+      <w:start w:val="1"/>
+      <w:numFmt w:val="lowerLetter"/>
+      <w:lvlText w:val="%8."/>
+      <w:lvlJc w:val="left"/>
+      <w:pPr>
+        <w:ind w:left="5760" w:hanging="360"/>
+      </w:pPr>
+    </w:lvl>
+    <w:lvl w:ilvl="8" w:tplc="0419001B" w:tentative="1">
+      <w:start w:val="1"/>
+      <w:numFmt w:val="lowerRoman"/>
+      <w:lvlText w:val="%9."/>
+      <w:lvlJc w:val="right"/>
+      <w:pPr>
+        <w:ind w:left="6480" w:hanging="180"/>
+      </w:pPr>
+    </w:lvl>
+  </w:abstractNum>
+  <w:abstractNum w:abstractNumId="4">
+    <w:nsid w:val="4957514D"/>
+    <w:multiLevelType w:val="multilevel"/>
+    <w:tmpl w:val="7B364B64"/>
+    <w:lvl w:ilvl="0">
+      <w:start w:val="1"/>
+      <w:numFmt w:val="bullet"/>
+      <w:lvlText w:val=""/>
+      <w:lvlJc w:val="left"/>
+      <w:pPr>
+        <w:tabs>
+          <w:tab w:val="num" w:pos="720"/>
+        </w:tabs>
+        <w:ind w:left="720" w:hanging="360"/>
+      </w:pPr>
+      <w:rPr>
+        <w:rFonts w:ascii="Symbol" w:hAnsi="Symbol" w:hint="default"/>
+        <w:sz w:val="20"/>
+      </w:rPr>
+    </w:lvl>
+    <w:lvl w:ilvl="1" w:tentative="1">
+      <w:start w:val="1"/>
+      <w:numFmt w:val="bullet"/>
+      <w:lvlText w:val="o"/>
+      <w:lvlJc w:val="left"/>
+      <w:pPr>
+        <w:tabs>
+          <w:tab w:val="num" w:pos="1440"/>
+        </w:tabs>
+        <w:ind w:left="1440" w:hanging="360"/>
+      </w:pPr>
+      <w:rPr>
+        <w:rFonts w:ascii="Courier New" w:hAnsi="Courier New" w:hint="default"/>
+        <w:sz w:val="20"/>
+      </w:rPr>
+    </w:lvl>
+    <w:lvl w:ilvl="2" w:tentative="1">
+      <w:start w:val="1"/>
+      <w:numFmt w:val="bullet"/>
+      <w:lvlText w:val=""/>
+      <w:lvlJc w:val="left"/>
+      <w:pPr>
+        <w:tabs>
+          <w:tab w:val="num" w:pos="2160"/>
+        </w:tabs>
+        <w:ind w:left="2160" w:hanging="360"/>
+      </w:pPr>
+      <w:rPr>
+        <w:rFonts w:ascii="Wingdings" w:hAnsi="Wingdings" w:hint="default"/>
+        <w:sz w:val="20"/>
+      </w:rPr>
+    </w:lvl>
+    <w:lvl w:ilvl="3" w:tentative="1">
+      <w:start w:val="1"/>
+      <w:numFmt w:val="bullet"/>
+      <w:lvlText w:val=""/>
+      <w:lvlJc w:val="left"/>
+      <w:pPr>
+        <w:tabs>
+          <w:tab w:val="num" w:pos="2880"/>
+        </w:tabs>
+        <w:ind w:left="2880" w:hanging="360"/>
+      </w:pPr>
+      <w:rPr>
+        <w:rFonts w:ascii="Wingdings" w:hAnsi="Wingdings" w:hint="default"/>
+        <w:sz w:val="20"/>
+      </w:rPr>
+    </w:lvl>
+    <w:lvl w:ilvl="4" w:tentative="1">
+      <w:start w:val="1"/>
+      <w:numFmt w:val="bullet"/>
+      <w:lvlText w:val=""/>
+      <w:lvlJc w:val="left"/>
+      <w:pPr>
+        <w:tabs>
+          <w:tab w:val="num" w:pos="3600"/>
+        </w:tabs>
+        <w:ind w:left="3600" w:hanging="360"/>
+      </w:pPr>
+      <w:rPr>
+        <w:rFonts w:ascii="Wingdings" w:hAnsi="Wingdings" w:hint="default"/>
+        <w:sz w:val="20"/>
+      </w:rPr>
+    </w:lvl>
+    <w:lvl w:ilvl="5" w:tentative="1">
+      <w:start w:val="1"/>
+      <w:numFmt w:val="bullet"/>
+      <w:lvlText w:val=""/>
+      <w:lvlJc w:val="left"/>
+      <w:pPr>
+        <w:tabs>
+          <w:tab w:val="num" w:pos="4320"/>
+        </w:tabs>
+        <w:ind w:left="4320" w:hanging="360"/>
+      </w:pPr>
+      <w:rPr>
+        <w:rFonts w:ascii="Wingdings" w:hAnsi="Wingdings" w:hint="default"/>
+        <w:sz w:val="20"/>
+      </w:rPr>
+    </w:lvl>
+    <w:lvl w:ilvl="6" w:tentative="1">
+      <w:start w:val="1"/>
+      <w:numFmt w:val="bullet"/>
+      <w:lvlText w:val=""/>
+      <w:lvlJc w:val="left"/>
+      <w:pPr>
+        <w:tabs>
+          <w:tab w:val="num" w:pos="5040"/>
+        </w:tabs>
+        <w:ind w:left="5040" w:hanging="360"/>
+      </w:pPr>
+      <w:rPr>
+        <w:rFonts w:ascii="Wingdings" w:hAnsi="Wingdings" w:hint="default"/>
+        <w:sz w:val="20"/>
+      </w:rPr>
+    </w:lvl>
+    <w:lvl w:ilvl="7" w:tentative="1">
+      <w:start w:val="1"/>
+      <w:numFmt w:val="bullet"/>
+      <w:lvlText w:val=""/>
+      <w:lvlJc w:val="left"/>
+      <w:pPr>
+        <w:tabs>
+          <w:tab w:val="num" w:pos="5760"/>
+        </w:tabs>
+        <w:ind w:left="5760" w:hanging="360"/>
+      </w:pPr>
+      <w:rPr>
+        <w:rFonts w:ascii="Wingdings" w:hAnsi="Wingdings" w:hint="default"/>
+        <w:sz w:val="20"/>
+      </w:rPr>
+    </w:lvl>
+    <w:lvl w:ilvl="8" w:tentative="1">
+      <w:start w:val="1"/>
+      <w:numFmt w:val="bullet"/>
+      <w:lvlText w:val=""/>
+      <w:lvlJc w:val="left"/>
+      <w:pPr>
+        <w:tabs>
+          <w:tab w:val="num" w:pos="6480"/>
+        </w:tabs>
+        <w:ind w:left="6480" w:hanging="360"/>
+      </w:pPr>
+      <w:rPr>
+        <w:rFonts w:ascii="Wingdings" w:hAnsi="Wingdings" w:hint="default"/>
+        <w:sz w:val="20"/>
+      </w:rPr>
+    </w:lvl>
+  </w:abstractNum>
+  <w:abstractNum w:abstractNumId="5">
     <w:nsid w:val="53A34EE2"/>
     <w:multiLevelType w:val="multilevel"/>
     <w:tmpl w:val="FE82736A"/>
@@ -1422,7 +1465,531 @@
       </w:rPr>
     </w:lvl>
   </w:abstractNum>
-  <w:abstractNum w:abstractNumId="4">
+  <w:abstractNum w:abstractNumId="6">
+    <w:nsid w:val="608A5AFB"/>
+    <w:multiLevelType w:val="multilevel"/>
+    <w:tmpl w:val="0C1A942A"/>
+    <w:lvl w:ilvl="0">
+      <w:start w:val="1"/>
+      <w:numFmt w:val="decimal"/>
+      <w:lvlText w:val="%1."/>
+      <w:lvlJc w:val="left"/>
+      <w:pPr>
+        <w:tabs>
+          <w:tab w:val="num" w:pos="720"/>
+        </w:tabs>
+        <w:ind w:left="720" w:hanging="360"/>
+      </w:pPr>
+    </w:lvl>
+    <w:lvl w:ilvl="1" w:tentative="1">
+      <w:start w:val="1"/>
+      <w:numFmt w:val="decimal"/>
+      <w:lvlText w:val="%2."/>
+      <w:lvlJc w:val="left"/>
+      <w:pPr>
+        <w:tabs>
+          <w:tab w:val="num" w:pos="1440"/>
+        </w:tabs>
+        <w:ind w:left="1440" w:hanging="360"/>
+      </w:pPr>
+    </w:lvl>
+    <w:lvl w:ilvl="2" w:tentative="1">
+      <w:start w:val="1"/>
+      <w:numFmt w:val="decimal"/>
+      <w:lvlText w:val="%3."/>
+      <w:lvlJc w:val="left"/>
+      <w:pPr>
+        <w:tabs>
+          <w:tab w:val="num" w:pos="2160"/>
+        </w:tabs>
+        <w:ind w:left="2160" w:hanging="360"/>
+      </w:pPr>
+    </w:lvl>
+    <w:lvl w:ilvl="3" w:tentative="1">
+      <w:start w:val="1"/>
+      <w:numFmt w:val="decimal"/>
+      <w:lvlText w:val="%4."/>
+      <w:lvlJc w:val="left"/>
+      <w:pPr>
+        <w:tabs>
+          <w:tab w:val="num" w:pos="2880"/>
+        </w:tabs>
+        <w:ind w:left="2880" w:hanging="360"/>
+      </w:pPr>
+    </w:lvl>
+    <w:lvl w:ilvl="4" w:tentative="1">
+      <w:start w:val="1"/>
+      <w:numFmt w:val="decimal"/>
+      <w:lvlText w:val="%5."/>
+      <w:lvlJc w:val="left"/>
+      <w:pPr>
+        <w:tabs>
+          <w:tab w:val="num" w:pos="3600"/>
+        </w:tabs>
+        <w:ind w:left="3600" w:hanging="360"/>
+      </w:pPr>
+    </w:lvl>
+    <w:lvl w:ilvl="5" w:tentative="1">
+      <w:start w:val="1"/>
+      <w:numFmt w:val="decimal"/>
+      <w:lvlText w:val="%6."/>
+      <w:lvlJc w:val="left"/>
+      <w:pPr>
+        <w:tabs>
+          <w:tab w:val="num" w:pos="4320"/>
+        </w:tabs>
+        <w:ind w:left="4320" w:hanging="360"/>
+      </w:pPr>
+    </w:lvl>
+    <w:lvl w:ilvl="6" w:tentative="1">
+      <w:start w:val="1"/>
+      <w:numFmt w:val="decimal"/>
+      <w:lvlText w:val="%7."/>
+      <w:lvlJc w:val="left"/>
+      <w:pPr>
+        <w:tabs>
+          <w:tab w:val="num" w:pos="5040"/>
+        </w:tabs>
+        <w:ind w:left="5040" w:hanging="360"/>
+      </w:pPr>
+    </w:lvl>
+    <w:lvl w:ilvl="7" w:tentative="1">
+      <w:start w:val="1"/>
+      <w:numFmt w:val="decimal"/>
+      <w:lvlText w:val="%8."/>
+      <w:lvlJc w:val="left"/>
+      <w:pPr>
+        <w:tabs>
+          <w:tab w:val="num" w:pos="5760"/>
+        </w:tabs>
+        <w:ind w:left="5760" w:hanging="360"/>
+      </w:pPr>
+    </w:lvl>
+    <w:lvl w:ilvl="8" w:tentative="1">
+      <w:start w:val="1"/>
+      <w:numFmt w:val="decimal"/>
+      <w:lvlText w:val="%9."/>
+      <w:lvlJc w:val="left"/>
+      <w:pPr>
+        <w:tabs>
+          <w:tab w:val="num" w:pos="6480"/>
+        </w:tabs>
+        <w:ind w:left="6480" w:hanging="360"/>
+      </w:pPr>
+    </w:lvl>
+  </w:abstractNum>
+  <w:abstractNum w:abstractNumId="7">
+    <w:nsid w:val="64EA335C"/>
+    <w:multiLevelType w:val="multilevel"/>
+    <w:tmpl w:val="11344574"/>
+    <w:lvl w:ilvl="0">
+      <w:start w:val="1"/>
+      <w:numFmt w:val="bullet"/>
+      <w:lvlText w:val=""/>
+      <w:lvlJc w:val="left"/>
+      <w:pPr>
+        <w:tabs>
+          <w:tab w:val="num" w:pos="720"/>
+        </w:tabs>
+        <w:ind w:left="720" w:hanging="360"/>
+      </w:pPr>
+      <w:rPr>
+        <w:rFonts w:ascii="Symbol" w:hAnsi="Symbol" w:hint="default"/>
+        <w:sz w:val="20"/>
+      </w:rPr>
+    </w:lvl>
+    <w:lvl w:ilvl="1">
+      <w:start w:val="1"/>
+      <w:numFmt w:val="bullet"/>
+      <w:lvlText w:val="o"/>
+      <w:lvlJc w:val="left"/>
+      <w:pPr>
+        <w:tabs>
+          <w:tab w:val="num" w:pos="1440"/>
+        </w:tabs>
+        <w:ind w:left="1440" w:hanging="360"/>
+      </w:pPr>
+      <w:rPr>
+        <w:rFonts w:ascii="Courier New" w:hAnsi="Courier New" w:hint="default"/>
+        <w:sz w:val="20"/>
+      </w:rPr>
+    </w:lvl>
+    <w:lvl w:ilvl="2" w:tentative="1">
+      <w:start w:val="1"/>
+      <w:numFmt w:val="bullet"/>
+      <w:lvlText w:val=""/>
+      <w:lvlJc w:val="left"/>
+      <w:pPr>
+        <w:tabs>
+          <w:tab w:val="num" w:pos="2160"/>
+        </w:tabs>
+        <w:ind w:left="2160" w:hanging="360"/>
+      </w:pPr>
+      <w:rPr>
+        <w:rFonts w:ascii="Wingdings" w:hAnsi="Wingdings" w:hint="default"/>
+        <w:sz w:val="20"/>
+      </w:rPr>
+    </w:lvl>
+    <w:lvl w:ilvl="3" w:tentative="1">
+      <w:start w:val="1"/>
+      <w:numFmt w:val="bullet"/>
+      <w:lvlText w:val=""/>
+      <w:lvlJc w:val="left"/>
+      <w:pPr>
+        <w:tabs>
+          <w:tab w:val="num" w:pos="2880"/>
+        </w:tabs>
+        <w:ind w:left="2880" w:hanging="360"/>
+      </w:pPr>
+      <w:rPr>
+        <w:rFonts w:ascii="Wingdings" w:hAnsi="Wingdings" w:hint="default"/>
+        <w:sz w:val="20"/>
+      </w:rPr>
+    </w:lvl>
+    <w:lvl w:ilvl="4" w:tentative="1">
+      <w:start w:val="1"/>
+      <w:numFmt w:val="bullet"/>
+      <w:lvlText w:val=""/>
+      <w:lvlJc w:val="left"/>
+      <w:pPr>
+        <w:tabs>
+          <w:tab w:val="num" w:pos="3600"/>
+        </w:tabs>
+        <w:ind w:left="3600" w:hanging="360"/>
+      </w:pPr>
+      <w:rPr>
+        <w:rFonts w:ascii="Wingdings" w:hAnsi="Wingdings" w:hint="default"/>
+        <w:sz w:val="20"/>
+      </w:rPr>
+    </w:lvl>
+    <w:lvl w:ilvl="5" w:tentative="1">
+      <w:start w:val="1"/>
+      <w:numFmt w:val="bullet"/>
+      <w:lvlText w:val=""/>
+      <w:lvlJc w:val="left"/>
+      <w:pPr>
+        <w:tabs>
+          <w:tab w:val="num" w:pos="4320"/>
+        </w:tabs>
+        <w:ind w:left="4320" w:hanging="360"/>
+      </w:pPr>
+      <w:rPr>
+        <w:rFonts w:ascii="Wingdings" w:hAnsi="Wingdings" w:hint="default"/>
+        <w:sz w:val="20"/>
+      </w:rPr>
+    </w:lvl>
+    <w:lvl w:ilvl="6" w:tentative="1">
+      <w:start w:val="1"/>
+      <w:numFmt w:val="bullet"/>
+      <w:lvlText w:val=""/>
+      <w:lvlJc w:val="left"/>
+      <w:pPr>
+        <w:tabs>
+          <w:tab w:val="num" w:pos="5040"/>
+        </w:tabs>
+        <w:ind w:left="5040" w:hanging="360"/>
+      </w:pPr>
+      <w:rPr>
+        <w:rFonts w:ascii="Wingdings" w:hAnsi="Wingdings" w:hint="default"/>
+        <w:sz w:val="20"/>
+      </w:rPr>
+    </w:lvl>
+    <w:lvl w:ilvl="7" w:tentative="1">
+      <w:start w:val="1"/>
+      <w:numFmt w:val="bullet"/>
+      <w:lvlText w:val=""/>
+      <w:lvlJc w:val="left"/>
+      <w:pPr>
+        <w:tabs>
+          <w:tab w:val="num" w:pos="5760"/>
+        </w:tabs>
+        <w:ind w:left="5760" w:hanging="360"/>
+      </w:pPr>
+      <w:rPr>
+        <w:rFonts w:ascii="Wingdings" w:hAnsi="Wingdings" w:hint="default"/>
+        <w:sz w:val="20"/>
+      </w:rPr>
+    </w:lvl>
+    <w:lvl w:ilvl="8" w:tentative="1">
+      <w:start w:val="1"/>
+      <w:numFmt w:val="bullet"/>
+      <w:lvlText w:val=""/>
+      <w:lvlJc w:val="left"/>
+      <w:pPr>
+        <w:tabs>
+          <w:tab w:val="num" w:pos="6480"/>
+        </w:tabs>
+        <w:ind w:left="6480" w:hanging="360"/>
+      </w:pPr>
+      <w:rPr>
+        <w:rFonts w:ascii="Wingdings" w:hAnsi="Wingdings" w:hint="default"/>
+        <w:sz w:val="20"/>
+      </w:rPr>
+    </w:lvl>
+  </w:abstractNum>
+  <w:abstractNum w:abstractNumId="8">
+    <w:nsid w:val="666154CE"/>
+    <w:multiLevelType w:val="multilevel"/>
+    <w:tmpl w:val="7376FAA8"/>
+    <w:lvl w:ilvl="0">
+      <w:start w:val="1"/>
+      <w:numFmt w:val="bullet"/>
+      <w:lvlText w:val=""/>
+      <w:lvlJc w:val="left"/>
+      <w:pPr>
+        <w:tabs>
+          <w:tab w:val="num" w:pos="720"/>
+        </w:tabs>
+        <w:ind w:left="720" w:hanging="360"/>
+      </w:pPr>
+      <w:rPr>
+        <w:rFonts w:ascii="Symbol" w:hAnsi="Symbol" w:hint="default"/>
+        <w:sz w:val="20"/>
+      </w:rPr>
+    </w:lvl>
+    <w:lvl w:ilvl="1" w:tentative="1">
+      <w:start w:val="1"/>
+      <w:numFmt w:val="bullet"/>
+      <w:lvlText w:val="o"/>
+      <w:lvlJc w:val="left"/>
+      <w:pPr>
+        <w:tabs>
+          <w:tab w:val="num" w:pos="1440"/>
+        </w:tabs>
+        <w:ind w:left="1440" w:hanging="360"/>
+      </w:pPr>
+      <w:rPr>
+        <w:rFonts w:ascii="Courier New" w:hAnsi="Courier New" w:hint="default"/>
+        <w:sz w:val="20"/>
+      </w:rPr>
+    </w:lvl>
+    <w:lvl w:ilvl="2" w:tentative="1">
+      <w:start w:val="1"/>
+      <w:numFmt w:val="bullet"/>
+      <w:lvlText w:val=""/>
+      <w:lvlJc w:val="left"/>
+      <w:pPr>
+        <w:tabs>
+          <w:tab w:val="num" w:pos="2160"/>
+        </w:tabs>
+        <w:ind w:left="2160" w:hanging="360"/>
+      </w:pPr>
+      <w:rPr>
+        <w:rFonts w:ascii="Wingdings" w:hAnsi="Wingdings" w:hint="default"/>
+        <w:sz w:val="20"/>
+      </w:rPr>
+    </w:lvl>
+    <w:lvl w:ilvl="3" w:tentative="1">
+      <w:start w:val="1"/>
+      <w:numFmt w:val="bullet"/>
+      <w:lvlText w:val=""/>
+      <w:lvlJc w:val="left"/>
+      <w:pPr>
+        <w:tabs>
+          <w:tab w:val="num" w:pos="2880"/>
+        </w:tabs>
+        <w:ind w:left="2880" w:hanging="360"/>
+      </w:pPr>
+      <w:rPr>
+        <w:rFonts w:ascii="Wingdings" w:hAnsi="Wingdings" w:hint="default"/>
+        <w:sz w:val="20"/>
+      </w:rPr>
+    </w:lvl>
+    <w:lvl w:ilvl="4" w:tentative="1">
+      <w:start w:val="1"/>
+      <w:numFmt w:val="bullet"/>
+      <w:lvlText w:val=""/>
+      <w:lvlJc w:val="left"/>
+      <w:pPr>
+        <w:tabs>
+          <w:tab w:val="num" w:pos="3600"/>
+        </w:tabs>
+        <w:ind w:left="3600" w:hanging="360"/>
+      </w:pPr>
+      <w:rPr>
+        <w:rFonts w:ascii="Wingdings" w:hAnsi="Wingdings" w:hint="default"/>
+        <w:sz w:val="20"/>
+      </w:rPr>
+    </w:lvl>
+    <w:lvl w:ilvl="5" w:tentative="1">
+      <w:start w:val="1"/>
+      <w:numFmt w:val="bullet"/>
+      <w:lvlText w:val=""/>
+      <w:lvlJc w:val="left"/>
+      <w:pPr>
+        <w:tabs>
+          <w:tab w:val="num" w:pos="4320"/>
+        </w:tabs>
+        <w:ind w:left="4320" w:hanging="360"/>
+      </w:pPr>
+      <w:rPr>
+        <w:rFonts w:ascii="Wingdings" w:hAnsi="Wingdings" w:hint="default"/>
+        <w:sz w:val="20"/>
+      </w:rPr>
+    </w:lvl>
+    <w:lvl w:ilvl="6" w:tentative="1">
+      <w:start w:val="1"/>
+      <w:numFmt w:val="bullet"/>
+      <w:lvlText w:val=""/>
+      <w:lvlJc w:val="left"/>
+      <w:pPr>
+        <w:tabs>
+          <w:tab w:val="num" w:pos="5040"/>
+        </w:tabs>
+        <w:ind w:left="5040" w:hanging="360"/>
+      </w:pPr>
+      <w:rPr>
+        <w:rFonts w:ascii="Wingdings" w:hAnsi="Wingdings" w:hint="default"/>
+        <w:sz w:val="20"/>
+      </w:rPr>
+    </w:lvl>
+    <w:lvl w:ilvl="7" w:tentative="1">
+      <w:start w:val="1"/>
+      <w:numFmt w:val="bullet"/>
+      <w:lvlText w:val=""/>
+      <w:lvlJc w:val="left"/>
+      <w:pPr>
+        <w:tabs>
+          <w:tab w:val="num" w:pos="5760"/>
+        </w:tabs>
+        <w:ind w:left="5760" w:hanging="360"/>
+      </w:pPr>
+      <w:rPr>
+        <w:rFonts w:ascii="Wingdings" w:hAnsi="Wingdings" w:hint="default"/>
+        <w:sz w:val="20"/>
+      </w:rPr>
+    </w:lvl>
+    <w:lvl w:ilvl="8" w:tentative="1">
+      <w:start w:val="1"/>
+      <w:numFmt w:val="bullet"/>
+      <w:lvlText w:val=""/>
+      <w:lvlJc w:val="left"/>
+      <w:pPr>
+        <w:tabs>
+          <w:tab w:val="num" w:pos="6480"/>
+        </w:tabs>
+        <w:ind w:left="6480" w:hanging="360"/>
+      </w:pPr>
+      <w:rPr>
+        <w:rFonts w:ascii="Wingdings" w:hAnsi="Wingdings" w:hint="default"/>
+        <w:sz w:val="20"/>
+      </w:rPr>
+    </w:lvl>
+  </w:abstractNum>
+  <w:abstractNum w:abstractNumId="9">
+    <w:nsid w:val="6A946B6C"/>
+    <w:multiLevelType w:val="multilevel"/>
+    <w:tmpl w:val="A2C4DCB0"/>
+    <w:lvl w:ilvl="0">
+      <w:start w:val="1"/>
+      <w:numFmt w:val="decimal"/>
+      <w:lvlText w:val="%1."/>
+      <w:lvlJc w:val="left"/>
+      <w:pPr>
+        <w:tabs>
+          <w:tab w:val="num" w:pos="720"/>
+        </w:tabs>
+        <w:ind w:left="720" w:hanging="360"/>
+      </w:pPr>
+    </w:lvl>
+    <w:lvl w:ilvl="1" w:tentative="1">
+      <w:start w:val="1"/>
+      <w:numFmt w:val="decimal"/>
+      <w:lvlText w:val="%2."/>
+      <w:lvlJc w:val="left"/>
+      <w:pPr>
+        <w:tabs>
+          <w:tab w:val="num" w:pos="1440"/>
+        </w:tabs>
+        <w:ind w:left="1440" w:hanging="360"/>
+      </w:pPr>
+    </w:lvl>
+    <w:lvl w:ilvl="2" w:tentative="1">
+      <w:start w:val="1"/>
+      <w:numFmt w:val="decimal"/>
+      <w:lvlText w:val="%3."/>
+      <w:lvlJc w:val="left"/>
+      <w:pPr>
+        <w:tabs>
+          <w:tab w:val="num" w:pos="2160"/>
+        </w:tabs>
+        <w:ind w:left="2160" w:hanging="360"/>
+      </w:pPr>
+    </w:lvl>
+    <w:lvl w:ilvl="3" w:tentative="1">
+      <w:start w:val="1"/>
+      <w:numFmt w:val="decimal"/>
+      <w:lvlText w:val="%4."/>
+      <w:lvlJc w:val="left"/>
+      <w:pPr>
+        <w:tabs>
+          <w:tab w:val="num" w:pos="2880"/>
+        </w:tabs>
+        <w:ind w:left="2880" w:hanging="360"/>
+      </w:pPr>
+    </w:lvl>
+    <w:lvl w:ilvl="4" w:tentative="1">
+      <w:start w:val="1"/>
+      <w:numFmt w:val="decimal"/>
+      <w:lvlText w:val="%5."/>
+      <w:lvlJc w:val="left"/>
+      <w:pPr>
+        <w:tabs>
+          <w:tab w:val="num" w:pos="3600"/>
+        </w:tabs>
+        <w:ind w:left="3600" w:hanging="360"/>
+      </w:pPr>
+    </w:lvl>
+    <w:lvl w:ilvl="5" w:tentative="1">
+      <w:start w:val="1"/>
+      <w:numFmt w:val="decimal"/>
+      <w:lvlText w:val="%6."/>
+      <w:lvlJc w:val="left"/>
+      <w:pPr>
+        <w:tabs>
+          <w:tab w:val="num" w:pos="4320"/>
+        </w:tabs>
+        <w:ind w:left="4320" w:hanging="360"/>
+      </w:pPr>
+    </w:lvl>
+    <w:lvl w:ilvl="6" w:tentative="1">
+      <w:start w:val="1"/>
+      <w:numFmt w:val="decimal"/>
+      <w:lvlText w:val="%7."/>
+      <w:lvlJc w:val="left"/>
+      <w:pPr>
+        <w:tabs>
+          <w:tab w:val="num" w:pos="5040"/>
+        </w:tabs>
+        <w:ind w:left="5040" w:hanging="360"/>
+      </w:pPr>
+    </w:lvl>
+    <w:lvl w:ilvl="7" w:tentative="1">
+      <w:start w:val="1"/>
+      <w:numFmt w:val="decimal"/>
+      <w:lvlText w:val="%8."/>
+      <w:lvlJc w:val="left"/>
+      <w:pPr>
+        <w:tabs>
+          <w:tab w:val="num" w:pos="5760"/>
+        </w:tabs>
+        <w:ind w:left="5760" w:hanging="360"/>
+      </w:pPr>
+    </w:lvl>
+    <w:lvl w:ilvl="8" w:tentative="1">
+      <w:start w:val="1"/>
+      <w:numFmt w:val="decimal"/>
+      <w:lvlText w:val="%9."/>
+      <w:lvlJc w:val="left"/>
+      <w:pPr>
+        <w:tabs>
+          <w:tab w:val="num" w:pos="6480"/>
+        </w:tabs>
+        <w:ind w:left="6480" w:hanging="360"/>
+      </w:pPr>
+    </w:lvl>
+  </w:abstractNum>
+  <w:abstractNum w:abstractNumId="10">
     <w:nsid w:val="6CB409AA"/>
     <w:multiLevelType w:val="multilevel"/>
     <w:tmpl w:val="DDB29058"/>
@@ -1571,7 +2138,7 @@
       </w:rPr>
     </w:lvl>
   </w:abstractNum>
-  <w:abstractNum w:abstractNumId="5">
+  <w:abstractNum w:abstractNumId="11">
     <w:nsid w:val="74791679"/>
     <w:multiLevelType w:val="multilevel"/>
     <w:tmpl w:val="BABE8D6A"/>
@@ -1691,16 +2258,34 @@
     <w:abstractNumId w:val="0"/>
   </w:num>
   <w:num w:numId="3">
-    <w:abstractNumId w:val="3"/>
+    <w:abstractNumId w:val="5"/>
   </w:num>
   <w:num w:numId="4">
-    <w:abstractNumId w:val="4"/>
+    <w:abstractNumId w:val="10"/>
   </w:num>
   <w:num w:numId="5">
     <w:abstractNumId w:val="1"/>
   </w:num>
   <w:num w:numId="6">
-    <w:abstractNumId w:val="5"/>
+    <w:abstractNumId w:val="11"/>
+  </w:num>
+  <w:num w:numId="7">
+    <w:abstractNumId w:val="9"/>
+  </w:num>
+  <w:num w:numId="8">
+    <w:abstractNumId w:val="7"/>
+  </w:num>
+  <w:num w:numId="9">
+    <w:abstractNumId w:val="8"/>
+  </w:num>
+  <w:num w:numId="10">
+    <w:abstractNumId w:val="4"/>
+  </w:num>
+  <w:num w:numId="11">
+    <w:abstractNumId w:val="6"/>
+  </w:num>
+  <w:num w:numId="12">
+    <w:abstractNumId w:val="3"/>
   </w:num>
 </w:numbering>
 </file>
@@ -1864,6 +2449,30 @@
   <w:style w:type="paragraph" w:default="1" w:styleId="a">
     <w:name w:val="Normal"/>
     <w:qFormat/>
+    <w:rsid w:val="003D6815"/>
+  </w:style>
+  <w:style w:type="paragraph" w:styleId="1">
+    <w:name w:val="heading 1"/>
+    <w:basedOn w:val="a"/>
+    <w:next w:val="a"/>
+    <w:link w:val="10"/>
+    <w:uiPriority w:val="9"/>
+    <w:qFormat/>
+    <w:rsid w:val="003D6815"/>
+    <w:pPr>
+      <w:keepNext/>
+      <w:keepLines/>
+      <w:spacing w:before="480" w:after="0"/>
+      <w:outlineLvl w:val="0"/>
+    </w:pPr>
+    <w:rPr>
+      <w:rFonts w:asciiTheme="majorHAnsi" w:eastAsiaTheme="majorEastAsia" w:hAnsiTheme="majorHAnsi" w:cstheme="majorBidi"/>
+      <w:b/>
+      <w:bCs/>
+      <w:color w:val="365F91" w:themeColor="accent1" w:themeShade="BF"/>
+      <w:sz w:val="28"/>
+      <w:szCs w:val="28"/>
+    </w:rPr>
   </w:style>
   <w:style w:type="paragraph" w:styleId="4">
     <w:name w:val="heading 4"/>
@@ -1951,6 +2560,81 @@
       <w:szCs w:val="24"/>
       <w:lang w:eastAsia="ru-RU"/>
     </w:rPr>
+  </w:style>
+  <w:style w:type="paragraph" w:styleId="a4">
+    <w:name w:val="Normal (Web)"/>
+    <w:basedOn w:val="a"/>
+    <w:uiPriority w:val="99"/>
+    <w:semiHidden/>
+    <w:unhideWhenUsed/>
+    <w:rsid w:val="003D6815"/>
+    <w:pPr>
+      <w:spacing w:before="100" w:beforeAutospacing="1" w:after="100" w:afterAutospacing="1" w:line="240" w:lineRule="auto"/>
+    </w:pPr>
+    <w:rPr>
+      <w:rFonts w:ascii="Times New Roman" w:eastAsia="Times New Roman" w:hAnsi="Times New Roman" w:cs="Times New Roman"/>
+      <w:sz w:val="24"/>
+      <w:szCs w:val="24"/>
+      <w:lang w:eastAsia="ru-RU"/>
+    </w:rPr>
+  </w:style>
+  <w:style w:type="character" w:styleId="a5">
+    <w:name w:val="Emphasis"/>
+    <w:basedOn w:val="a0"/>
+    <w:uiPriority w:val="20"/>
+    <w:qFormat/>
+    <w:rsid w:val="003D6815"/>
+    <w:rPr>
+      <w:i/>
+      <w:iCs/>
+    </w:rPr>
+  </w:style>
+  <w:style w:type="character" w:customStyle="1" w:styleId="10">
+    <w:name w:val="Заголовок 1 Знак"/>
+    <w:basedOn w:val="a0"/>
+    <w:link w:val="1"/>
+    <w:uiPriority w:val="9"/>
+    <w:rsid w:val="003D6815"/>
+    <w:rPr>
+      <w:rFonts w:asciiTheme="majorHAnsi" w:eastAsiaTheme="majorEastAsia" w:hAnsiTheme="majorHAnsi" w:cstheme="majorBidi"/>
+      <w:b/>
+      <w:bCs/>
+      <w:color w:val="365F91" w:themeColor="accent1" w:themeShade="BF"/>
+      <w:sz w:val="28"/>
+      <w:szCs w:val="28"/>
+    </w:rPr>
+  </w:style>
+  <w:style w:type="paragraph" w:styleId="a6">
+    <w:name w:val="List Paragraph"/>
+    <w:basedOn w:val="a"/>
+    <w:link w:val="a7"/>
+    <w:uiPriority w:val="34"/>
+    <w:qFormat/>
+    <w:rsid w:val="003D6815"/>
+    <w:pPr>
+      <w:spacing w:after="160" w:line="259" w:lineRule="auto"/>
+      <w:ind w:left="720"/>
+      <w:contextualSpacing/>
+    </w:pPr>
+  </w:style>
+  <w:style w:type="character" w:styleId="a8">
+    <w:name w:val="Hyperlink"/>
+    <w:basedOn w:val="a0"/>
+    <w:uiPriority w:val="99"/>
+    <w:unhideWhenUsed/>
+    <w:rsid w:val="003D6815"/>
+    <w:rPr>
+      <w:color w:val="0000FF" w:themeColor="hyperlink"/>
+      <w:u w:val="single"/>
+    </w:rPr>
+  </w:style>
+  <w:style w:type="character" w:customStyle="1" w:styleId="a7">
+    <w:name w:val="Абзац списка Знак"/>
+    <w:basedOn w:val="a0"/>
+    <w:link w:val="a6"/>
+    <w:uiPriority w:val="34"/>
+    <w:locked/>
+    <w:rsid w:val="003D6815"/>
   </w:style>
 </w:styles>
 </file>
@@ -2114,6 +2798,30 @@
   <w:style w:type="paragraph" w:default="1" w:styleId="a">
     <w:name w:val="Normal"/>
     <w:qFormat/>
+    <w:rsid w:val="003D6815"/>
+  </w:style>
+  <w:style w:type="paragraph" w:styleId="1">
+    <w:name w:val="heading 1"/>
+    <w:basedOn w:val="a"/>
+    <w:next w:val="a"/>
+    <w:link w:val="10"/>
+    <w:uiPriority w:val="9"/>
+    <w:qFormat/>
+    <w:rsid w:val="003D6815"/>
+    <w:pPr>
+      <w:keepNext/>
+      <w:keepLines/>
+      <w:spacing w:before="480" w:after="0"/>
+      <w:outlineLvl w:val="0"/>
+    </w:pPr>
+    <w:rPr>
+      <w:rFonts w:asciiTheme="majorHAnsi" w:eastAsiaTheme="majorEastAsia" w:hAnsiTheme="majorHAnsi" w:cstheme="majorBidi"/>
+      <w:b/>
+      <w:bCs/>
+      <w:color w:val="365F91" w:themeColor="accent1" w:themeShade="BF"/>
+      <w:sz w:val="28"/>
+      <w:szCs w:val="28"/>
+    </w:rPr>
   </w:style>
   <w:style w:type="paragraph" w:styleId="4">
     <w:name w:val="heading 4"/>
@@ -2201,6 +2909,81 @@
       <w:szCs w:val="24"/>
       <w:lang w:eastAsia="ru-RU"/>
     </w:rPr>
+  </w:style>
+  <w:style w:type="paragraph" w:styleId="a4">
+    <w:name w:val="Normal (Web)"/>
+    <w:basedOn w:val="a"/>
+    <w:uiPriority w:val="99"/>
+    <w:semiHidden/>
+    <w:unhideWhenUsed/>
+    <w:rsid w:val="003D6815"/>
+    <w:pPr>
+      <w:spacing w:before="100" w:beforeAutospacing="1" w:after="100" w:afterAutospacing="1" w:line="240" w:lineRule="auto"/>
+    </w:pPr>
+    <w:rPr>
+      <w:rFonts w:ascii="Times New Roman" w:eastAsia="Times New Roman" w:hAnsi="Times New Roman" w:cs="Times New Roman"/>
+      <w:sz w:val="24"/>
+      <w:szCs w:val="24"/>
+      <w:lang w:eastAsia="ru-RU"/>
+    </w:rPr>
+  </w:style>
+  <w:style w:type="character" w:styleId="a5">
+    <w:name w:val="Emphasis"/>
+    <w:basedOn w:val="a0"/>
+    <w:uiPriority w:val="20"/>
+    <w:qFormat/>
+    <w:rsid w:val="003D6815"/>
+    <w:rPr>
+      <w:i/>
+      <w:iCs/>
+    </w:rPr>
+  </w:style>
+  <w:style w:type="character" w:customStyle="1" w:styleId="10">
+    <w:name w:val="Заголовок 1 Знак"/>
+    <w:basedOn w:val="a0"/>
+    <w:link w:val="1"/>
+    <w:uiPriority w:val="9"/>
+    <w:rsid w:val="003D6815"/>
+    <w:rPr>
+      <w:rFonts w:asciiTheme="majorHAnsi" w:eastAsiaTheme="majorEastAsia" w:hAnsiTheme="majorHAnsi" w:cstheme="majorBidi"/>
+      <w:b/>
+      <w:bCs/>
+      <w:color w:val="365F91" w:themeColor="accent1" w:themeShade="BF"/>
+      <w:sz w:val="28"/>
+      <w:szCs w:val="28"/>
+    </w:rPr>
+  </w:style>
+  <w:style w:type="paragraph" w:styleId="a6">
+    <w:name w:val="List Paragraph"/>
+    <w:basedOn w:val="a"/>
+    <w:link w:val="a7"/>
+    <w:uiPriority w:val="34"/>
+    <w:qFormat/>
+    <w:rsid w:val="003D6815"/>
+    <w:pPr>
+      <w:spacing w:after="160" w:line="259" w:lineRule="auto"/>
+      <w:ind w:left="720"/>
+      <w:contextualSpacing/>
+    </w:pPr>
+  </w:style>
+  <w:style w:type="character" w:styleId="a8">
+    <w:name w:val="Hyperlink"/>
+    <w:basedOn w:val="a0"/>
+    <w:uiPriority w:val="99"/>
+    <w:unhideWhenUsed/>
+    <w:rsid w:val="003D6815"/>
+    <w:rPr>
+      <w:color w:val="0000FF" w:themeColor="hyperlink"/>
+      <w:u w:val="single"/>
+    </w:rPr>
+  </w:style>
+  <w:style w:type="character" w:customStyle="1" w:styleId="a7">
+    <w:name w:val="Абзац списка Знак"/>
+    <w:basedOn w:val="a0"/>
+    <w:link w:val="a6"/>
+    <w:uiPriority w:val="34"/>
+    <w:locked/>
+    <w:rsid w:val="003D6815"/>
   </w:style>
 </w:styles>
 </file>
